--- a/fc_3/Kubernetes.docx
+++ b/fc_3/Kubernetes.docx
@@ -4796,10 +4796,7 @@
       </w:pPr>
       <w:r>
         <w:lastRenderedPageBreak/>
-        <w:t xml:space="preserve">Utilizando </w:t>
-      </w:r>
-      <w:r>
-        <w:t>NodePort</w:t>
+        <w:t>Utilizando NodePort</w:t>
       </w:r>
     </w:p>
     <w:p>
@@ -5326,6 +5323,9 @@
         <w:jc w:val="both"/>
       </w:pPr>
       <w:r>
+        <w:rPr>
+          <w:noProof/>
+        </w:rPr>
         <w:drawing>
           <wp:inline distT="0" distB="0" distL="0" distR="0" wp14:anchorId="730B0BCE" wp14:editId="614980E1">
             <wp:extent cx="5400040" cy="516255"/>
@@ -5384,10 +5384,7 @@
         <w:pStyle w:val="Ttulo2"/>
       </w:pPr>
       <w:r>
-        <w:t xml:space="preserve">Utilizando </w:t>
-      </w:r>
-      <w:r>
-        <w:t>LoadBalancer</w:t>
+        <w:t>Utilizando LoadBalancer</w:t>
       </w:r>
     </w:p>
     <w:p>
@@ -5657,6 +5654,9 @@
     <w:p/>
     <w:p>
       <w:r>
+        <w:rPr>
+          <w:noProof/>
+        </w:rPr>
         <w:drawing>
           <wp:inline distT="0" distB="0" distL="0" distR="0" wp14:anchorId="61D05A7B" wp14:editId="0DECA46C">
             <wp:extent cx="5400040" cy="629920"/>
@@ -5756,10 +5756,7 @@
         <w:pStyle w:val="Ttulo2"/>
       </w:pPr>
       <w:r>
-        <w:t xml:space="preserve">Utilizando </w:t>
-      </w:r>
-      <w:r>
-        <w:t>variáveis de ambiente</w:t>
+        <w:t>Utilizando variáveis de ambiente</w:t>
       </w:r>
     </w:p>
     <w:p>
@@ -5835,6 +5832,9 @@
     </w:p>
     <w:p>
       <w:r>
+        <w:rPr>
+          <w:noProof/>
+        </w:rPr>
         <w:lastRenderedPageBreak/>
         <w:drawing>
           <wp:inline distT="0" distB="0" distL="0" distR="0" wp14:anchorId="514C3B40" wp14:editId="7489F42B">
@@ -5899,10 +5899,7 @@
         <w:t>Faça o port forward</w:t>
       </w:r>
       <w:r>
-        <w:t xml:space="preserve"> para </w:t>
-      </w:r>
-      <w:r>
-        <w:t>que ao acessar uma porta da minha máquina, seja possível acessar o Service</w:t>
+        <w:t xml:space="preserve"> para que ao acessar uma porta da minha máquina, seja possível acessar o Service</w:t>
       </w:r>
       <w:r>
         <w:t>:</w:t>
@@ -5928,6 +5925,9 @@
         <w:br/>
       </w:r>
       <w:r>
+        <w:rPr>
+          <w:noProof/>
+        </w:rPr>
         <w:drawing>
           <wp:inline distT="0" distB="0" distL="0" distR="0" wp14:anchorId="3532E021" wp14:editId="7BCD2F32">
             <wp:extent cx="2829320" cy="1381318"/>
@@ -6420,6 +6420,9 @@
         <w:jc w:val="both"/>
       </w:pPr>
       <w:r>
+        <w:rPr>
+          <w:noProof/>
+        </w:rPr>
         <w:drawing>
           <wp:inline distT="0" distB="0" distL="0" distR="0" wp14:anchorId="03297930" wp14:editId="691ADE7B">
             <wp:extent cx="2924583" cy="1171739"/>
@@ -6480,19 +6483,7 @@
         <w:jc w:val="both"/>
       </w:pPr>
       <w:r>
-        <w:t xml:space="preserve">Existe uma outra forma de trabalhar com o ConfigMap. </w:t>
-      </w:r>
-      <w:r>
-        <w:t xml:space="preserve">Imagine que tenham muitas </w:t>
-      </w:r>
-      <w:r>
-        <w:t xml:space="preserve">variáveis </w:t>
-      </w:r>
-      <w:r>
-        <w:t>no ConfigMap</w:t>
-      </w:r>
-      <w:r>
-        <w:t xml:space="preserve">. Seria muitas configurações a serem feitas no deployment. </w:t>
+        <w:t xml:space="preserve">Existe uma outra forma de trabalhar com o ConfigMap. Imagine que tenham muitas variáveis no ConfigMap. Seria muitas configurações a serem feitas no deployment. </w:t>
       </w:r>
     </w:p>
     <w:p>
@@ -6683,6 +6674,9 @@
         </w:rPr>
       </w:pPr>
       <w:r>
+        <w:rPr>
+          <w:noProof/>
+        </w:rPr>
         <w:drawing>
           <wp:inline distT="0" distB="0" distL="0" distR="0" wp14:anchorId="1AC5939B" wp14:editId="28BC67AB">
             <wp:extent cx="2981741" cy="1276528"/>
@@ -6725,53 +6719,1293 @@
     </w:p>
     <w:p>
       <w:pPr>
-        <w:jc w:val="both"/>
+        <w:pStyle w:val="Ttulo2"/>
       </w:pPr>
       <w:r>
         <w:br/>
       </w:r>
-    </w:p>
-    <w:p>
-      <w:pPr>
-        <w:jc w:val="both"/>
-      </w:pPr>
-    </w:p>
-    <w:p>
-      <w:pPr>
-        <w:jc w:val="both"/>
-      </w:pPr>
-    </w:p>
-    <w:p/>
-    <w:p/>
-    <w:p>
-      <w:pPr>
-        <w:jc w:val="both"/>
-      </w:pPr>
-    </w:p>
-    <w:p>
-      <w:pPr>
-        <w:jc w:val="both"/>
-      </w:pPr>
-    </w:p>
-    <w:p>
-      <w:pPr>
-        <w:jc w:val="both"/>
-      </w:pPr>
-    </w:p>
-    <w:p>
-      <w:pPr>
-        <w:jc w:val="both"/>
-      </w:pPr>
-    </w:p>
-    <w:p>
-      <w:pPr>
-        <w:jc w:val="both"/>
-      </w:pPr>
-    </w:p>
-    <w:p>
-      <w:pPr>
-        <w:jc w:val="both"/>
-      </w:pPr>
+      <w:r>
+        <w:t xml:space="preserve">Injetando </w:t>
+      </w:r>
+      <w:r>
+        <w:t>ConfigMap</w:t>
+      </w:r>
+      <w:r>
+        <w:t xml:space="preserve"> na aplicação</w:t>
+      </w:r>
+    </w:p>
+    <w:p>
+      <w:pPr>
+        <w:jc w:val="both"/>
+      </w:pPr>
+    </w:p>
+    <w:p>
+      <w:pPr>
+        <w:jc w:val="both"/>
+      </w:pPr>
+      <w:r>
+        <w:t>Muitas vezes tempos arquivos dinâmicos na aplicação. Algumas vezes, por exemplo, podemos ter tokens que mudam de projeto para projeto. Ou então queremos substituir um arquivo já existente no projeto por outro, com uma configuração específica.</w:t>
+      </w:r>
+    </w:p>
+    <w:p>
+      <w:pPr>
+        <w:jc w:val="both"/>
+      </w:pPr>
+      <w:r>
+        <w:t>Imagine que esteja utilizando o Nginx</w:t>
+      </w:r>
+      <w:r>
+        <w:t xml:space="preserve"> com determinadas configurações. </w:t>
+      </w:r>
+      <w:r>
+        <w:t>Normalmente o que se faz é alterar o .conf do Nginx, gerar uma imagem com esse arquivo alterado, e subir a imagem.</w:t>
+      </w:r>
+    </w:p>
+    <w:p>
+      <w:pPr>
+        <w:jc w:val="both"/>
+      </w:pPr>
+      <w:r>
+        <w:t xml:space="preserve">Imagine que seja necessário alterar as configurações em determinado momento. Seria então necessário alterar as configurações do .conf e </w:t>
+      </w:r>
+      <w:r>
+        <w:t>gerar uma nova imagem.</w:t>
+      </w:r>
+    </w:p>
+    <w:p>
+      <w:pPr>
+        <w:jc w:val="both"/>
+      </w:pPr>
+      <w:r>
+        <w:t>Para fazer isso de uma for</w:t>
+      </w:r>
+      <w:r>
+        <w:t>m</w:t>
+      </w:r>
+      <w:r>
+        <w:t>a</w:t>
+      </w:r>
+      <w:r>
+        <w:t xml:space="preserve"> mais prática, sem a necessidade de novas gerações de imagem, podemos utilizar o configmap.</w:t>
+      </w:r>
+    </w:p>
+    <w:p>
+      <w:pPr>
+        <w:jc w:val="both"/>
+      </w:pPr>
+      <w:r>
+        <w:t>Para testar devemos alterar o arquivo server.go para realizar a leitura de um arquivo local</w:t>
+      </w:r>
+      <w:r>
+        <w:t xml:space="preserve"> (local em relação ao container)</w:t>
+      </w:r>
+      <w:r>
+        <w:t>.</w:t>
+      </w:r>
+    </w:p>
+    <w:p>
+      <w:pPr>
+        <w:jc w:val="both"/>
+      </w:pPr>
+      <w:r>
+        <w:t>Adicionei os seguinte</w:t>
+      </w:r>
+      <w:r>
+        <w:t>s</w:t>
+      </w:r>
+      <w:r>
+        <w:t xml:space="preserve"> pontos:</w:t>
+      </w:r>
+    </w:p>
+    <w:p>
+      <w:pPr>
+        <w:spacing w:after="0"/>
+        <w:jc w:val="both"/>
+      </w:pPr>
+      <w:r>
+        <w:t xml:space="preserve">func main() {   </w:t>
+      </w:r>
+    </w:p>
+    <w:p>
+      <w:pPr>
+        <w:spacing w:after="0"/>
+        <w:jc w:val="both"/>
+      </w:pPr>
+      <w:r>
+        <w:t>    http.HandleFunc("/", Hello)</w:t>
+      </w:r>
+    </w:p>
+    <w:p>
+      <w:pPr>
+        <w:spacing w:after="0"/>
+        <w:jc w:val="both"/>
+        <w:rPr>
+          <w:b/>
+          <w:bCs/>
+        </w:rPr>
+      </w:pPr>
+      <w:r>
+        <w:t>   </w:t>
+      </w:r>
+      <w:r>
+        <w:rPr>
+          <w:b/>
+          <w:bCs/>
+        </w:rPr>
+        <w:t xml:space="preserve"> http.HandleFunc("/configmap", ConfigMap)</w:t>
+      </w:r>
+    </w:p>
+    <w:p>
+      <w:pPr>
+        <w:spacing w:after="0"/>
+        <w:jc w:val="both"/>
+      </w:pPr>
+      <w:r>
+        <w:t>    http.ListenAndServe(":8000", nil)</w:t>
+      </w:r>
+    </w:p>
+    <w:p>
+      <w:pPr>
+        <w:spacing w:after="0"/>
+        <w:jc w:val="both"/>
+      </w:pPr>
+      <w:r>
+        <w:t>}</w:t>
+      </w:r>
+      <w:r>
+        <w:br/>
+      </w:r>
+      <w:r>
+        <w:br/>
+      </w:r>
+    </w:p>
+    <w:p>
+      <w:pPr>
+        <w:spacing w:after="0"/>
+        <w:jc w:val="both"/>
+      </w:pPr>
+      <w:r>
+        <w:lastRenderedPageBreak/>
+        <w:t>func ConfigMap(w http.ResponseWriter, r *http.Request) {</w:t>
+      </w:r>
+    </w:p>
+    <w:p>
+      <w:pPr>
+        <w:spacing w:after="0"/>
+        <w:jc w:val="both"/>
+      </w:pPr>
+      <w:r>
+        <w:t>    data, err := ioutil.ReadFile("/go/myfamily/family.txt")</w:t>
+      </w:r>
+    </w:p>
+    <w:p>
+      <w:pPr>
+        <w:spacing w:after="0"/>
+        <w:jc w:val="both"/>
+      </w:pPr>
+      <w:r>
+        <w:t>    if err != nil {</w:t>
+      </w:r>
+    </w:p>
+    <w:p>
+      <w:pPr>
+        <w:spacing w:after="0"/>
+        <w:jc w:val="both"/>
+      </w:pPr>
+      <w:r>
+        <w:t>        log.Fatalf("Error reading file: ", err)</w:t>
+      </w:r>
+    </w:p>
+    <w:p>
+      <w:pPr>
+        <w:spacing w:after="0"/>
+        <w:jc w:val="both"/>
+      </w:pPr>
+      <w:r>
+        <w:t>    }</w:t>
+      </w:r>
+    </w:p>
+    <w:p>
+      <w:pPr>
+        <w:spacing w:after="0"/>
+        <w:jc w:val="both"/>
+      </w:pPr>
+      <w:r>
+        <w:t>    fmt.Fprintf(w, "My Family: %s.", string(data))</w:t>
+      </w:r>
+    </w:p>
+    <w:p>
+      <w:pPr>
+        <w:spacing w:after="0"/>
+        <w:jc w:val="both"/>
+      </w:pPr>
+      <w:r>
+        <w:t>}</w:t>
+      </w:r>
+    </w:p>
+    <w:p>
+      <w:pPr>
+        <w:spacing w:after="0"/>
+        <w:jc w:val="both"/>
+      </w:pPr>
+    </w:p>
+    <w:p>
+      <w:pPr>
+        <w:spacing w:after="0"/>
+        <w:jc w:val="both"/>
+      </w:pPr>
+      <w:r>
+        <w:t>Arquivo completo:</w:t>
+      </w:r>
+    </w:p>
+    <w:p>
+      <w:pPr>
+        <w:spacing w:after="0"/>
+        <w:jc w:val="both"/>
+      </w:pPr>
+      <w:hyperlink r:id="rId54" w:history="1">
+        <w:r>
+          <w:rPr>
+            <w:rStyle w:val="Hyperlink"/>
+          </w:rPr>
+          <w:t>full_cycle_kubernetes/fc_3/k8s/4-objetos-de-configuracao/server.go at master · danilocsf/full_cycle_kubernetes</w:t>
+        </w:r>
+      </w:hyperlink>
+    </w:p>
+    <w:p>
+      <w:pPr>
+        <w:spacing w:after="0"/>
+        <w:jc w:val="both"/>
+      </w:pPr>
+    </w:p>
+    <w:p>
+      <w:pPr>
+        <w:spacing w:after="0"/>
+        <w:jc w:val="both"/>
+      </w:pPr>
+      <w:r>
+        <w:t>Após alterado o server.go, gero uma nova imagem:</w:t>
+      </w:r>
+    </w:p>
+    <w:p>
+      <w:pPr>
+        <w:pStyle w:val="PargrafodaLista"/>
+        <w:spacing w:after="0"/>
+        <w:jc w:val="both"/>
+      </w:pPr>
+    </w:p>
+    <w:p>
+      <w:pPr>
+        <w:pStyle w:val="PargrafodaLista"/>
+        <w:numPr>
+          <w:ilvl w:val="0"/>
+          <w:numId w:val="3"/>
+        </w:numPr>
+        <w:spacing w:after="0"/>
+        <w:jc w:val="both"/>
+      </w:pPr>
+      <w:r>
+        <w:t>docker build -t daniloferreira/hello-go:v5 .</w:t>
+      </w:r>
+    </w:p>
+    <w:p>
+      <w:pPr>
+        <w:pStyle w:val="PargrafodaLista"/>
+        <w:numPr>
+          <w:ilvl w:val="0"/>
+          <w:numId w:val="3"/>
+        </w:numPr>
+        <w:spacing w:after="0"/>
+        <w:jc w:val="both"/>
+      </w:pPr>
+      <w:r>
+        <w:t>kind load docker-image daniloferreira/hello-go:</w:t>
+      </w:r>
+      <w:r>
+        <w:t>v5</w:t>
+      </w:r>
+    </w:p>
+    <w:p>
+      <w:pPr>
+        <w:spacing w:after="0"/>
+        <w:ind w:left="360"/>
+        <w:jc w:val="both"/>
+      </w:pPr>
+    </w:p>
+    <w:p>
+      <w:pPr>
+        <w:spacing w:after="0"/>
+        <w:jc w:val="both"/>
+      </w:pPr>
+    </w:p>
+    <w:p>
+      <w:pPr>
+        <w:spacing w:after="0"/>
+        <w:jc w:val="both"/>
+      </w:pPr>
+    </w:p>
+    <w:p>
+      <w:pPr>
+        <w:spacing w:after="0"/>
+        <w:jc w:val="both"/>
+      </w:pPr>
+      <w:r>
+        <w:t>Foi criado um configmap -&gt; configmap-family.yaml – com o seguinte conteúdo:</w:t>
+      </w:r>
+    </w:p>
+    <w:p>
+      <w:pPr>
+        <w:spacing w:after="0"/>
+        <w:jc w:val="both"/>
+      </w:pPr>
+    </w:p>
+    <w:p>
+      <w:pPr>
+        <w:spacing w:after="0"/>
+        <w:jc w:val="both"/>
+      </w:pPr>
+      <w:r>
+        <w:t>apiVersion: v1</w:t>
+      </w:r>
+    </w:p>
+    <w:p>
+      <w:pPr>
+        <w:spacing w:after="0"/>
+        <w:jc w:val="both"/>
+      </w:pPr>
+      <w:r>
+        <w:t>kind: ConfigMap</w:t>
+      </w:r>
+    </w:p>
+    <w:p>
+      <w:pPr>
+        <w:spacing w:after="0"/>
+        <w:jc w:val="both"/>
+      </w:pPr>
+      <w:r>
+        <w:t>metadata:</w:t>
+      </w:r>
+    </w:p>
+    <w:p>
+      <w:pPr>
+        <w:spacing w:after="0"/>
+        <w:jc w:val="both"/>
+      </w:pPr>
+      <w:r>
+        <w:t>  name: configmap-family</w:t>
+      </w:r>
+    </w:p>
+    <w:p>
+      <w:pPr>
+        <w:spacing w:after="0"/>
+        <w:jc w:val="both"/>
+      </w:pPr>
+      <w:r>
+        <w:t>data:</w:t>
+      </w:r>
+    </w:p>
+    <w:p>
+      <w:pPr>
+        <w:spacing w:after="0"/>
+        <w:jc w:val="both"/>
+      </w:pPr>
+      <w:r>
+        <w:t>  members: "Danilo, fiho1, filho2"</w:t>
+      </w:r>
+    </w:p>
+    <w:p>
+      <w:pPr>
+        <w:spacing w:after="0"/>
+        <w:jc w:val="both"/>
+      </w:pPr>
+    </w:p>
+    <w:p>
+      <w:pPr>
+        <w:spacing w:after="0"/>
+        <w:jc w:val="both"/>
+      </w:pPr>
+      <w:hyperlink r:id="rId55" w:history="1">
+        <w:r>
+          <w:rPr>
+            <w:rStyle w:val="Hyperlink"/>
+          </w:rPr>
+          <w:t>full_cycle_kubernetes/fc_3/k8s/4-objetos-de-configuracao/configmap-family.yaml at master · danilocsf/full_cycle_kubernetes</w:t>
+        </w:r>
+      </w:hyperlink>
+    </w:p>
+    <w:p>
+      <w:pPr>
+        <w:spacing w:after="0"/>
+        <w:jc w:val="both"/>
+      </w:pPr>
+    </w:p>
+    <w:p>
+      <w:pPr>
+        <w:spacing w:after="0"/>
+        <w:jc w:val="both"/>
+      </w:pPr>
+    </w:p>
+    <w:p>
+      <w:pPr>
+        <w:spacing w:after="0"/>
+        <w:jc w:val="both"/>
+      </w:pPr>
+      <w:r>
+        <w:t>É necessário agora alterar o deployment.yaml para ler esse configmap.</w:t>
+      </w:r>
+    </w:p>
+    <w:p>
+      <w:pPr>
+        <w:spacing w:after="0"/>
+        <w:jc w:val="both"/>
+      </w:pPr>
+      <w:r>
+        <w:t>Primeiro deve-se alterar o deployment para ler a nova imagem:</w:t>
+      </w:r>
+    </w:p>
+    <w:p>
+      <w:pPr>
+        <w:spacing w:after="0"/>
+        <w:jc w:val="both"/>
+      </w:pPr>
+      <w:r>
+        <w:t>image: "daniloferreira/hello-go:v5"</w:t>
+      </w:r>
+    </w:p>
+    <w:p>
+      <w:pPr>
+        <w:spacing w:after="0"/>
+        <w:jc w:val="both"/>
+        <w:rPr>
+          <w:u w:val="single"/>
+        </w:rPr>
+      </w:pPr>
+    </w:p>
+    <w:p>
+      <w:pPr>
+        <w:spacing w:after="0"/>
+        <w:jc w:val="both"/>
+      </w:pPr>
+      <w:r>
+        <w:t xml:space="preserve">Quando desejamos pegar um </w:t>
+      </w:r>
+      <w:r>
+        <w:t>arquivo</w:t>
+      </w:r>
+      <w:r>
+        <w:t xml:space="preserve"> que está </w:t>
+      </w:r>
+      <w:r>
+        <w:t xml:space="preserve">configurado </w:t>
+      </w:r>
+      <w:r>
+        <w:t>no cofigmap e injetar na aplicação</w:t>
+      </w:r>
+      <w:r>
+        <w:t>, trata-se de um volume.</w:t>
+      </w:r>
+    </w:p>
+    <w:p>
+      <w:pPr>
+        <w:spacing w:after="0"/>
+        <w:jc w:val="both"/>
+      </w:pPr>
+    </w:p>
+    <w:p>
+      <w:pPr>
+        <w:spacing w:after="0"/>
+        <w:jc w:val="both"/>
+      </w:pPr>
+      <w:r>
+        <w:t>Então o que se deve fazer é transformar o configmap em volume.</w:t>
+      </w:r>
+      <w:r>
+        <w:t xml:space="preserve"> </w:t>
+      </w:r>
+      <w:r>
+        <w:t>Uma vez que se tem esse volume, este deve ser montado na aplicação.</w:t>
+      </w:r>
+    </w:p>
+    <w:p>
+      <w:pPr>
+        <w:spacing w:after="0"/>
+        <w:jc w:val="both"/>
+      </w:pPr>
+    </w:p>
+    <w:p>
+      <w:pPr>
+        <w:spacing w:after="0"/>
+        <w:jc w:val="both"/>
+      </w:pPr>
+      <w:r>
+        <w:t xml:space="preserve">No arquivo </w:t>
+      </w:r>
+      <w:r>
+        <w:t>deployment-configmap-referencia-direta.yaml</w:t>
+      </w:r>
+      <w:r>
+        <w:t xml:space="preserve"> foi adicionado:</w:t>
+      </w:r>
+    </w:p>
+    <w:p>
+      <w:pPr>
+        <w:spacing w:after="0"/>
+        <w:jc w:val="both"/>
+      </w:pPr>
+    </w:p>
+    <w:p>
+      <w:pPr>
+        <w:spacing w:after="0"/>
+        <w:jc w:val="both"/>
+      </w:pPr>
+      <w:r>
+        <w:t>  spec:</w:t>
+      </w:r>
+    </w:p>
+    <w:p>
+      <w:pPr>
+        <w:spacing w:after="0"/>
+        <w:jc w:val="both"/>
+      </w:pPr>
+      <w:r>
+        <w:t>      containers:</w:t>
+      </w:r>
+    </w:p>
+    <w:p>
+      <w:pPr>
+        <w:spacing w:after="0"/>
+        <w:jc w:val="both"/>
+      </w:pPr>
+      <w:r>
+        <w:t xml:space="preserve">         ...</w:t>
+      </w:r>
+    </w:p>
+    <w:p>
+      <w:pPr>
+        <w:spacing w:after="0"/>
+        <w:jc w:val="both"/>
+      </w:pPr>
+      <w:r>
+        <w:t>       volumes:        </w:t>
+      </w:r>
+    </w:p>
+    <w:p>
+      <w:pPr>
+        <w:spacing w:after="0"/>
+        <w:jc w:val="both"/>
+      </w:pPr>
+      <w:r>
+        <w:t xml:space="preserve">        - name: config </w:t>
+      </w:r>
+    </w:p>
+    <w:p>
+      <w:pPr>
+        <w:spacing w:after="0"/>
+        <w:jc w:val="both"/>
+      </w:pPr>
+      <w:r>
+        <w:t>          configMap:</w:t>
+      </w:r>
+    </w:p>
+    <w:p>
+      <w:pPr>
+        <w:spacing w:after="0"/>
+        <w:jc w:val="both"/>
+      </w:pPr>
+      <w:r>
+        <w:t>            name: configmap-family</w:t>
+      </w:r>
+    </w:p>
+    <w:p>
+      <w:pPr>
+        <w:spacing w:after="0"/>
+        <w:jc w:val="both"/>
+      </w:pPr>
+      <w:r>
+        <w:t>            items:</w:t>
+      </w:r>
+    </w:p>
+    <w:p>
+      <w:pPr>
+        <w:spacing w:after="0"/>
+        <w:jc w:val="both"/>
+      </w:pPr>
+      <w:r>
+        <w:t>            - key: members</w:t>
+      </w:r>
+    </w:p>
+    <w:p>
+      <w:pPr>
+        <w:spacing w:after="0"/>
+        <w:jc w:val="both"/>
+      </w:pPr>
+      <w:r>
+        <w:t>              path: "family.txt"            </w:t>
+      </w:r>
+    </w:p>
+    <w:p>
+      <w:pPr>
+        <w:spacing w:after="0"/>
+        <w:jc w:val="both"/>
+      </w:pPr>
+    </w:p>
+    <w:p>
+      <w:pPr>
+        <w:spacing w:after="0"/>
+        <w:jc w:val="both"/>
+      </w:pPr>
+      <w:r>
+        <w:t xml:space="preserve">O </w:t>
+      </w:r>
+      <w:r>
+        <w:rPr>
+          <w:b/>
+          <w:bCs/>
+        </w:rPr>
+        <w:t>name</w:t>
+      </w:r>
+      <w:r>
+        <w:t xml:space="preserve"> de volumes é apenas um nome para o volume. Pode-se escolher livremente.</w:t>
+      </w:r>
+    </w:p>
+    <w:p>
+      <w:pPr>
+        <w:spacing w:after="0"/>
+        <w:jc w:val="both"/>
+      </w:pPr>
+      <w:r>
+        <w:t xml:space="preserve">A tag </w:t>
+      </w:r>
+      <w:r>
+        <w:rPr>
+          <w:b/>
+          <w:bCs/>
+        </w:rPr>
+        <w:t>configMap</w:t>
+      </w:r>
+      <w:r>
+        <w:t xml:space="preserve"> indica que esse volume é um configmap, o qual possui o nome configurado em </w:t>
+      </w:r>
+      <w:r>
+        <w:rPr>
+          <w:b/>
+          <w:bCs/>
+        </w:rPr>
+        <w:t>configmap.name</w:t>
+      </w:r>
+      <w:r>
+        <w:t>.</w:t>
+      </w:r>
+    </w:p>
+    <w:p>
+      <w:pPr>
+        <w:spacing w:after="0"/>
+        <w:jc w:val="both"/>
+      </w:pPr>
+      <w:r>
+        <w:t>O próximo passo é informar quais os itens que são necessários para montar esse volume do configmap.</w:t>
+      </w:r>
+      <w:r>
+        <w:t xml:space="preserve"> Em path é informado o nome do arquivo que o volume irá criar.</w:t>
+      </w:r>
+    </w:p>
+    <w:p>
+      <w:pPr>
+        <w:spacing w:after="0"/>
+        <w:jc w:val="both"/>
+      </w:pPr>
+      <w:r>
+        <w:t>Em key é o data.</w:t>
+      </w:r>
+      <w:r>
+        <w:t>members</w:t>
+      </w:r>
+      <w:r>
+        <w:t xml:space="preserve"> do arquivo configmap-family.yaml.</w:t>
+      </w:r>
+    </w:p>
+    <w:p>
+      <w:pPr>
+        <w:spacing w:after="0"/>
+        <w:jc w:val="both"/>
+      </w:pPr>
+    </w:p>
+    <w:p>
+      <w:pPr>
+        <w:spacing w:after="0"/>
+        <w:jc w:val="both"/>
+      </w:pPr>
+      <w:r>
+        <w:t>Uma vez configurado o volume, é necessário montar esse volume no deployment</w:t>
+      </w:r>
+      <w:r>
+        <w:t>, para o container</w:t>
+      </w:r>
+      <w:r>
+        <w:t>.</w:t>
+      </w:r>
+    </w:p>
+    <w:p>
+      <w:pPr>
+        <w:spacing w:after="0"/>
+        <w:jc w:val="both"/>
+      </w:pPr>
+      <w:r>
+        <w:t>containers:</w:t>
+      </w:r>
+    </w:p>
+    <w:p>
+      <w:pPr>
+        <w:spacing w:after="0"/>
+        <w:jc w:val="both"/>
+      </w:pPr>
+      <w:r>
+        <w:t xml:space="preserve">  - name: goserver</w:t>
+      </w:r>
+    </w:p>
+    <w:p>
+      <w:pPr>
+        <w:spacing w:after="0"/>
+        <w:jc w:val="both"/>
+      </w:pPr>
+      <w:r>
+        <w:t xml:space="preserve">   ....</w:t>
+      </w:r>
+    </w:p>
+    <w:p>
+      <w:pPr>
+        <w:spacing w:after="0"/>
+        <w:jc w:val="both"/>
+      </w:pPr>
+      <w:r>
+        <w:t xml:space="preserve">     </w:t>
+      </w:r>
+      <w:r>
+        <w:t>volumeMounts:</w:t>
+      </w:r>
+    </w:p>
+    <w:p>
+      <w:pPr>
+        <w:spacing w:after="0"/>
+        <w:jc w:val="both"/>
+      </w:pPr>
+      <w:r>
+        <w:t xml:space="preserve">          - mountPath: "/go/myfamily"</w:t>
+      </w:r>
+    </w:p>
+    <w:p>
+      <w:pPr>
+        <w:spacing w:after="0"/>
+        <w:jc w:val="both"/>
+      </w:pPr>
+      <w:r>
+        <w:t xml:space="preserve">            name: config</w:t>
+      </w:r>
+    </w:p>
+    <w:p>
+      <w:pPr>
+        <w:spacing w:after="0"/>
+        <w:jc w:val="both"/>
+      </w:pPr>
+      <w:r>
+        <w:t xml:space="preserve">            readOnly: true</w:t>
+      </w:r>
+    </w:p>
+    <w:p>
+      <w:pPr>
+        <w:spacing w:after="0"/>
+        <w:jc w:val="both"/>
+        <w:rPr>
+          <w:u w:val="single"/>
+        </w:rPr>
+      </w:pPr>
+    </w:p>
+    <w:p>
+      <w:pPr>
+        <w:spacing w:after="0"/>
+        <w:jc w:val="both"/>
+      </w:pPr>
+      <w:r>
+        <w:t>O volume</w:t>
+      </w:r>
+      <w:r>
+        <w:t>Mounts monta um volume declarado. O mountPath é onde o conteúdo será montado, ou seja, tudo o que tiver em</w:t>
+      </w:r>
+      <w:r>
+        <w:t xml:space="preserve"> f</w:t>
+      </w:r>
+      <w:r>
+        <w:t>amily.txt vai aparecer dentro deste caminho.</w:t>
+      </w:r>
+    </w:p>
+    <w:p>
+      <w:pPr>
+        <w:spacing w:after="0"/>
+        <w:jc w:val="both"/>
+      </w:pPr>
+      <w:r>
+        <w:t xml:space="preserve">Em name deve-se informar o nome do volume a ser montado. </w:t>
+      </w:r>
+      <w:r>
+        <w:br/>
+        <w:t>A tag</w:t>
+      </w:r>
+      <w:r>
+        <w:t xml:space="preserve">  readOnly: true</w:t>
+      </w:r>
+      <w:r>
+        <w:t xml:space="preserve"> indica que o arquivo não pode ser modificado.</w:t>
+      </w:r>
+    </w:p>
+    <w:p>
+      <w:pPr>
+        <w:spacing w:after="0"/>
+        <w:jc w:val="both"/>
+      </w:pPr>
+    </w:p>
+    <w:p>
+      <w:pPr>
+        <w:spacing w:after="0"/>
+        <w:jc w:val="both"/>
+      </w:pPr>
+      <w:r>
+        <w:t>Para testar, primeiro deve-se aplicar o configmap e depois o deployment:</w:t>
+      </w:r>
+    </w:p>
+    <w:p>
+      <w:pPr>
+        <w:pStyle w:val="PargrafodaLista"/>
+        <w:numPr>
+          <w:ilvl w:val="0"/>
+          <w:numId w:val="3"/>
+        </w:numPr>
+        <w:spacing w:after="0"/>
+        <w:jc w:val="both"/>
+      </w:pPr>
+      <w:r>
+        <w:t>kubectl apply -f configmap-family.yaml</w:t>
+      </w:r>
+    </w:p>
+    <w:p>
+      <w:pPr>
+        <w:pStyle w:val="PargrafodaLista"/>
+        <w:numPr>
+          <w:ilvl w:val="0"/>
+          <w:numId w:val="3"/>
+        </w:numPr>
+        <w:spacing w:after="0"/>
+        <w:jc w:val="both"/>
+      </w:pPr>
+      <w:r>
+        <w:t>kubectl delete -f deployment-configmap-referencia-direta.yaml</w:t>
+      </w:r>
+    </w:p>
+    <w:p>
+      <w:pPr>
+        <w:pStyle w:val="PargrafodaLista"/>
+        <w:numPr>
+          <w:ilvl w:val="0"/>
+          <w:numId w:val="3"/>
+        </w:numPr>
+        <w:spacing w:after="0"/>
+        <w:jc w:val="both"/>
+      </w:pPr>
+      <w:r>
+        <w:t>kubectl apply -f deployment-configmap-referencia-direta.yaml</w:t>
+      </w:r>
+    </w:p>
+    <w:p>
+      <w:pPr>
+        <w:pStyle w:val="PargrafodaLista"/>
+        <w:numPr>
+          <w:ilvl w:val="0"/>
+          <w:numId w:val="3"/>
+        </w:numPr>
+        <w:spacing w:after="0"/>
+        <w:jc w:val="both"/>
+      </w:pPr>
+      <w:r>
+        <w:t>Após estar em pé:</w:t>
+      </w:r>
+    </w:p>
+    <w:p>
+      <w:pPr>
+        <w:pStyle w:val="PargrafodaLista"/>
+        <w:numPr>
+          <w:ilvl w:val="1"/>
+          <w:numId w:val="3"/>
+        </w:numPr>
+        <w:spacing w:after="0"/>
+        <w:jc w:val="both"/>
+      </w:pPr>
+      <w:r>
+        <w:lastRenderedPageBreak/>
+        <w:t>kubectl port-forward svc/goserver-service 9000:80</w:t>
+      </w:r>
+    </w:p>
+    <w:p>
+      <w:pPr>
+        <w:spacing w:after="0"/>
+        <w:jc w:val="both"/>
+      </w:pPr>
+      <w:r>
+        <w:t>Testar:</w:t>
+      </w:r>
+    </w:p>
+    <w:p>
+      <w:pPr>
+        <w:spacing w:after="0"/>
+        <w:jc w:val="both"/>
+      </w:pPr>
+      <w:hyperlink r:id="rId56" w:history="1">
+        <w:r>
+          <w:rPr>
+            <w:rStyle w:val="Hyperlink"/>
+          </w:rPr>
+          <w:t>localhost:9000/configmap</w:t>
+        </w:r>
+      </w:hyperlink>
+    </w:p>
+    <w:p>
+      <w:pPr>
+        <w:spacing w:after="0"/>
+        <w:jc w:val="both"/>
+      </w:pPr>
+    </w:p>
+    <w:p>
+      <w:pPr>
+        <w:spacing w:after="0"/>
+        <w:jc w:val="both"/>
+      </w:pPr>
+      <w:r>
+        <w:drawing>
+          <wp:inline distT="0" distB="0" distL="0" distR="0" wp14:anchorId="6756EF98" wp14:editId="0D328944">
+            <wp:extent cx="3486637" cy="1609950"/>
+            <wp:effectExtent l="0" t="0" r="0" b="9525"/>
+            <wp:docPr id="1540965481" name="Imagem 1"/>
+            <wp:cNvGraphicFramePr>
+              <a:graphicFrameLocks xmlns:a="http://schemas.openxmlformats.org/drawingml/2006/main" noChangeAspect="1"/>
+            </wp:cNvGraphicFramePr>
+            <a:graphic xmlns:a="http://schemas.openxmlformats.org/drawingml/2006/main">
+              <a:graphicData uri="http://schemas.openxmlformats.org/drawingml/2006/picture">
+                <pic:pic xmlns:pic="http://schemas.openxmlformats.org/drawingml/2006/picture">
+                  <pic:nvPicPr>
+                    <pic:cNvPr id="1540965481" name=""/>
+                    <pic:cNvPicPr/>
+                  </pic:nvPicPr>
+                  <pic:blipFill>
+                    <a:blip r:embed="rId57"/>
+                    <a:stretch>
+                      <a:fillRect/>
+                    </a:stretch>
+                  </pic:blipFill>
+                  <pic:spPr>
+                    <a:xfrm>
+                      <a:off x="0" y="0"/>
+                      <a:ext cx="3486637" cy="1609950"/>
+                    </a:xfrm>
+                    <a:prstGeom prst="rect">
+                      <a:avLst/>
+                    </a:prstGeom>
+                  </pic:spPr>
+                </pic:pic>
+              </a:graphicData>
+            </a:graphic>
+          </wp:inline>
+        </w:drawing>
+      </w:r>
+    </w:p>
+    <w:p>
+      <w:pPr>
+        <w:spacing w:after="0"/>
+        <w:jc w:val="both"/>
+      </w:pPr>
+    </w:p>
+    <w:p>
+      <w:pPr>
+        <w:spacing w:after="0"/>
+        <w:jc w:val="both"/>
+      </w:pPr>
+      <w:r>
+        <w:t>Verificando o que foi criado:</w:t>
+      </w:r>
+    </w:p>
+    <w:p>
+      <w:pPr>
+        <w:spacing w:after="0"/>
+        <w:jc w:val="both"/>
+      </w:pPr>
+    </w:p>
+    <w:p>
+      <w:pPr>
+        <w:spacing w:after="0"/>
+        <w:jc w:val="both"/>
+      </w:pPr>
+      <w:r>
+        <w:t>Primeiro, obtém-se o nome do pod:</w:t>
+      </w:r>
+    </w:p>
+    <w:p>
+      <w:pPr>
+        <w:pStyle w:val="PargrafodaLista"/>
+        <w:numPr>
+          <w:ilvl w:val="0"/>
+          <w:numId w:val="3"/>
+        </w:numPr>
+        <w:spacing w:after="0"/>
+        <w:jc w:val="both"/>
+      </w:pPr>
+      <w:r>
+        <w:t>kubectl get pods</w:t>
+      </w:r>
+    </w:p>
+    <w:p>
+      <w:pPr>
+        <w:spacing w:after="0"/>
+        <w:jc w:val="both"/>
+      </w:pPr>
+      <w:r>
+        <w:drawing>
+          <wp:inline distT="0" distB="0" distL="0" distR="0" wp14:anchorId="60C82540" wp14:editId="71D2E44E">
+            <wp:extent cx="5400040" cy="391795"/>
+            <wp:effectExtent l="0" t="0" r="0" b="8255"/>
+            <wp:docPr id="142751419" name="Imagem 1"/>
+            <wp:cNvGraphicFramePr>
+              <a:graphicFrameLocks xmlns:a="http://schemas.openxmlformats.org/drawingml/2006/main" noChangeAspect="1"/>
+            </wp:cNvGraphicFramePr>
+            <a:graphic xmlns:a="http://schemas.openxmlformats.org/drawingml/2006/main">
+              <a:graphicData uri="http://schemas.openxmlformats.org/drawingml/2006/picture">
+                <pic:pic xmlns:pic="http://schemas.openxmlformats.org/drawingml/2006/picture">
+                  <pic:nvPicPr>
+                    <pic:cNvPr id="142751419" name=""/>
+                    <pic:cNvPicPr/>
+                  </pic:nvPicPr>
+                  <pic:blipFill>
+                    <a:blip r:embed="rId58"/>
+                    <a:stretch>
+                      <a:fillRect/>
+                    </a:stretch>
+                  </pic:blipFill>
+                  <pic:spPr>
+                    <a:xfrm>
+                      <a:off x="0" y="0"/>
+                      <a:ext cx="5400040" cy="391795"/>
+                    </a:xfrm>
+                    <a:prstGeom prst="rect">
+                      <a:avLst/>
+                    </a:prstGeom>
+                  </pic:spPr>
+                </pic:pic>
+              </a:graphicData>
+            </a:graphic>
+          </wp:inline>
+        </w:drawing>
+      </w:r>
+    </w:p>
+    <w:p>
+      <w:pPr>
+        <w:spacing w:after="0"/>
+        <w:jc w:val="both"/>
+      </w:pPr>
+    </w:p>
+    <w:p>
+      <w:pPr>
+        <w:spacing w:after="0"/>
+        <w:jc w:val="both"/>
+      </w:pPr>
+      <w:r>
+        <w:t>Acessar o bash do Pod:</w:t>
+      </w:r>
+    </w:p>
+    <w:p>
+      <w:pPr>
+        <w:pStyle w:val="PargrafodaLista"/>
+        <w:numPr>
+          <w:ilvl w:val="0"/>
+          <w:numId w:val="3"/>
+        </w:numPr>
+        <w:spacing w:after="0"/>
+        <w:jc w:val="both"/>
+      </w:pPr>
+      <w:r>
+        <w:t>kubectl exec -it goserver-7ffbdbdb58-8jmwx -- bash</w:t>
+      </w:r>
+    </w:p>
+    <w:p>
+      <w:pPr>
+        <w:spacing w:after="0"/>
+        <w:jc w:val="both"/>
+      </w:pPr>
+    </w:p>
+    <w:p>
+      <w:pPr>
+        <w:spacing w:after="0"/>
+        <w:jc w:val="both"/>
+      </w:pPr>
+      <w:r>
+        <w:drawing>
+          <wp:inline distT="0" distB="0" distL="0" distR="0" wp14:anchorId="79B05C60" wp14:editId="058C4C30">
+            <wp:extent cx="5400040" cy="262255"/>
+            <wp:effectExtent l="0" t="0" r="0" b="4445"/>
+            <wp:docPr id="640373313" name="Imagem 1"/>
+            <wp:cNvGraphicFramePr>
+              <a:graphicFrameLocks xmlns:a="http://schemas.openxmlformats.org/drawingml/2006/main" noChangeAspect="1"/>
+            </wp:cNvGraphicFramePr>
+            <a:graphic xmlns:a="http://schemas.openxmlformats.org/drawingml/2006/main">
+              <a:graphicData uri="http://schemas.openxmlformats.org/drawingml/2006/picture">
+                <pic:pic xmlns:pic="http://schemas.openxmlformats.org/drawingml/2006/picture">
+                  <pic:nvPicPr>
+                    <pic:cNvPr id="640373313" name=""/>
+                    <pic:cNvPicPr/>
+                  </pic:nvPicPr>
+                  <pic:blipFill>
+                    <a:blip r:embed="rId59"/>
+                    <a:stretch>
+                      <a:fillRect/>
+                    </a:stretch>
+                  </pic:blipFill>
+                  <pic:spPr>
+                    <a:xfrm>
+                      <a:off x="0" y="0"/>
+                      <a:ext cx="5400040" cy="262255"/>
+                    </a:xfrm>
+                    <a:prstGeom prst="rect">
+                      <a:avLst/>
+                    </a:prstGeom>
+                  </pic:spPr>
+                </pic:pic>
+              </a:graphicData>
+            </a:graphic>
+          </wp:inline>
+        </w:drawing>
+      </w:r>
+    </w:p>
+    <w:p>
+      <w:pPr>
+        <w:spacing w:after="0"/>
+        <w:jc w:val="both"/>
+      </w:pPr>
+    </w:p>
+    <w:p>
+      <w:pPr>
+        <w:spacing w:after="0"/>
+        <w:jc w:val="both"/>
+      </w:pPr>
+      <w:r>
+        <w:t>Verifique o conteúdo da pasta go:</w:t>
+      </w:r>
+    </w:p>
+    <w:p>
+      <w:pPr>
+        <w:pStyle w:val="PargrafodaLista"/>
+        <w:numPr>
+          <w:ilvl w:val="0"/>
+          <w:numId w:val="3"/>
+        </w:numPr>
+        <w:spacing w:after="0"/>
+        <w:jc w:val="both"/>
+      </w:pPr>
+      <w:r>
+        <w:t>ls</w:t>
+      </w:r>
+    </w:p>
+    <w:p>
+      <w:pPr>
+        <w:spacing w:after="0"/>
+        <w:jc w:val="both"/>
+      </w:pPr>
+      <w:r>
+        <w:drawing>
+          <wp:inline distT="0" distB="0" distL="0" distR="0" wp14:anchorId="3E657E95" wp14:editId="5F762286">
+            <wp:extent cx="5400040" cy="194310"/>
+            <wp:effectExtent l="0" t="0" r="0" b="0"/>
+            <wp:docPr id="298354599" name="Imagem 1"/>
+            <wp:cNvGraphicFramePr>
+              <a:graphicFrameLocks xmlns:a="http://schemas.openxmlformats.org/drawingml/2006/main" noChangeAspect="1"/>
+            </wp:cNvGraphicFramePr>
+            <a:graphic xmlns:a="http://schemas.openxmlformats.org/drawingml/2006/main">
+              <a:graphicData uri="http://schemas.openxmlformats.org/drawingml/2006/picture">
+                <pic:pic xmlns:pic="http://schemas.openxmlformats.org/drawingml/2006/picture">
+                  <pic:nvPicPr>
+                    <pic:cNvPr id="298354599" name=""/>
+                    <pic:cNvPicPr/>
+                  </pic:nvPicPr>
+                  <pic:blipFill>
+                    <a:blip r:embed="rId60"/>
+                    <a:stretch>
+                      <a:fillRect/>
+                    </a:stretch>
+                  </pic:blipFill>
+                  <pic:spPr>
+                    <a:xfrm>
+                      <a:off x="0" y="0"/>
+                      <a:ext cx="5400040" cy="194310"/>
+                    </a:xfrm>
+                    <a:prstGeom prst="rect">
+                      <a:avLst/>
+                    </a:prstGeom>
+                  </pic:spPr>
+                </pic:pic>
+              </a:graphicData>
+            </a:graphic>
+          </wp:inline>
+        </w:drawing>
+      </w:r>
+    </w:p>
+    <w:p>
+      <w:pPr>
+        <w:spacing w:after="0"/>
+        <w:jc w:val="both"/>
+      </w:pPr>
+    </w:p>
+    <w:p>
+      <w:pPr>
+        <w:spacing w:after="0"/>
+        <w:jc w:val="both"/>
+      </w:pPr>
+      <w:r>
+        <w:t>Entre na pasta myfamily e leia o arquivo:</w:t>
+      </w:r>
+    </w:p>
+    <w:p>
+      <w:pPr>
+        <w:pStyle w:val="PargrafodaLista"/>
+        <w:numPr>
+          <w:ilvl w:val="0"/>
+          <w:numId w:val="3"/>
+        </w:numPr>
+        <w:spacing w:after="0"/>
+        <w:jc w:val="both"/>
+      </w:pPr>
+      <w:r>
+        <w:t>cd myfamily</w:t>
+      </w:r>
+    </w:p>
+    <w:p>
+      <w:pPr>
+        <w:pStyle w:val="PargrafodaLista"/>
+        <w:numPr>
+          <w:ilvl w:val="0"/>
+          <w:numId w:val="3"/>
+        </w:numPr>
+        <w:spacing w:after="0"/>
+        <w:jc w:val="both"/>
+      </w:pPr>
+      <w:r>
+        <w:t>cat family.txt</w:t>
+      </w:r>
+    </w:p>
+    <w:p>
+      <w:pPr>
+        <w:spacing w:after="0"/>
+        <w:jc w:val="both"/>
+      </w:pPr>
+      <w:r>
+        <w:t>Danilo, fiho1, filho</w:t>
+      </w:r>
+      <w:r>
+        <w:t>2</w:t>
+      </w:r>
     </w:p>
     <w:sectPr>
       <w:pgSz w:w="11906" w:h="16838"/>
@@ -9644,7 +10878,7 @@
   <w:style w:type="paragraph" w:default="1" w:styleId="Normal">
     <w:name w:val="Normal"/>
     <w:qFormat/>
-    <w:rsid w:val="004F4099"/>
+    <w:rsid w:val="001512A2"/>
   </w:style>
   <w:style w:type="paragraph" w:styleId="Ttulo1">
     <w:name w:val="heading 1"/>

--- a/fc_3/Kubernetes.docx
+++ b/fc_3/Kubernetes.docx
@@ -213,7 +213,7 @@
                     <pic:cNvPicPr/>
                   </pic:nvPicPr>
                   <pic:blipFill>
-                    <a:blip r:embed="rId5"/>
+                    <a:blip r:embed="rId6"/>
                     <a:stretch>
                       <a:fillRect/>
                     </a:stretch>
@@ -267,7 +267,7 @@
                     <pic:cNvPicPr/>
                   </pic:nvPicPr>
                   <pic:blipFill>
-                    <a:blip r:embed="rId6"/>
+                    <a:blip r:embed="rId7"/>
                     <a:stretch>
                       <a:fillRect/>
                     </a:stretch>
@@ -395,7 +395,7 @@
                     <pic:cNvPicPr/>
                   </pic:nvPicPr>
                   <pic:blipFill>
-                    <a:blip r:embed="rId7"/>
+                    <a:blip r:embed="rId8"/>
                     <a:stretch>
                       <a:fillRect/>
                     </a:stretch>
@@ -485,7 +485,7 @@
                     <pic:cNvPicPr/>
                   </pic:nvPicPr>
                   <pic:blipFill>
-                    <a:blip r:embed="rId8"/>
+                    <a:blip r:embed="rId9"/>
                     <a:stretch>
                       <a:fillRect/>
                     </a:stretch>
@@ -605,7 +605,7 @@
                     <pic:cNvPicPr/>
                   </pic:nvPicPr>
                   <pic:blipFill>
-                    <a:blip r:embed="rId9"/>
+                    <a:blip r:embed="rId10"/>
                     <a:stretch>
                       <a:fillRect/>
                     </a:stretch>
@@ -747,7 +747,7 @@
                     <pic:cNvPicPr/>
                   </pic:nvPicPr>
                   <pic:blipFill>
-                    <a:blip r:embed="rId10"/>
+                    <a:blip r:embed="rId11"/>
                     <a:stretch>
                       <a:fillRect/>
                     </a:stretch>
@@ -816,7 +816,7 @@
                     <pic:cNvPicPr/>
                   </pic:nvPicPr>
                   <pic:blipFill>
-                    <a:blip r:embed="rId11"/>
+                    <a:blip r:embed="rId12"/>
                     <a:stretch>
                       <a:fillRect/>
                     </a:stretch>
@@ -895,7 +895,7 @@
                     <pic:cNvPicPr/>
                   </pic:nvPicPr>
                   <pic:blipFill>
-                    <a:blip r:embed="rId12"/>
+                    <a:blip r:embed="rId13"/>
                     <a:stretch>
                       <a:fillRect/>
                     </a:stretch>
@@ -975,7 +975,7 @@
                     <pic:cNvPicPr/>
                   </pic:nvPicPr>
                   <pic:blipFill>
-                    <a:blip r:embed="rId13"/>
+                    <a:blip r:embed="rId14"/>
                     <a:stretch>
                       <a:fillRect/>
                     </a:stretch>
@@ -1467,7 +1467,7 @@
                     <pic:cNvPicPr/>
                   </pic:nvPicPr>
                   <pic:blipFill>
-                    <a:blip r:embed="rId14"/>
+                    <a:blip r:embed="rId15"/>
                     <a:stretch>
                       <a:fillRect/>
                     </a:stretch>
@@ -1530,7 +1530,7 @@
                     <pic:cNvPicPr/>
                   </pic:nvPicPr>
                   <pic:blipFill>
-                    <a:blip r:embed="rId15"/>
+                    <a:blip r:embed="rId16"/>
                     <a:stretch>
                       <a:fillRect/>
                     </a:stretch>
@@ -1573,7 +1573,7 @@
                     <pic:cNvPicPr/>
                   </pic:nvPicPr>
                   <pic:blipFill>
-                    <a:blip r:embed="rId16"/>
+                    <a:blip r:embed="rId17"/>
                     <a:stretch>
                       <a:fillRect/>
                     </a:stretch>
@@ -1613,7 +1613,7 @@
       <w:r>
         <w:t xml:space="preserve">Foi criado um servidor simples em GO e uma imagem Docker. O conteúdo pode ser visto aqui: </w:t>
       </w:r>
-      <w:hyperlink r:id="rId17" w:history="1">
+      <w:hyperlink r:id="rId18" w:history="1">
         <w:r>
           <w:rPr>
             <w:rStyle w:val="Hyperlink"/>
@@ -2108,7 +2108,7 @@
                     <pic:cNvPicPr/>
                   </pic:nvPicPr>
                   <pic:blipFill>
-                    <a:blip r:embed="rId18"/>
+                    <a:blip r:embed="rId19"/>
                     <a:stretch>
                       <a:fillRect/>
                     </a:stretch>
@@ -2161,7 +2161,7 @@
                     <pic:cNvPicPr/>
                   </pic:nvPicPr>
                   <pic:blipFill>
-                    <a:blip r:embed="rId19"/>
+                    <a:blip r:embed="rId20"/>
                     <a:stretch>
                       <a:fillRect/>
                     </a:stretch>
@@ -2309,7 +2309,7 @@
                     <pic:cNvPicPr/>
                   </pic:nvPicPr>
                   <pic:blipFill>
-                    <a:blip r:embed="rId20"/>
+                    <a:blip r:embed="rId21"/>
                     <a:stretch>
                       <a:fillRect/>
                     </a:stretch>
@@ -2369,7 +2369,7 @@
                     <pic:cNvPicPr/>
                   </pic:nvPicPr>
                   <pic:blipFill>
-                    <a:blip r:embed="rId21"/>
+                    <a:blip r:embed="rId22"/>
                     <a:stretch>
                       <a:fillRect/>
                     </a:stretch>
@@ -2446,7 +2446,7 @@
                     <pic:cNvPicPr/>
                   </pic:nvPicPr>
                   <pic:blipFill>
-                    <a:blip r:embed="rId22"/>
+                    <a:blip r:embed="rId23"/>
                     <a:stretch>
                       <a:fillRect/>
                     </a:stretch>
@@ -2515,7 +2515,7 @@
                     <pic:cNvPicPr/>
                   </pic:nvPicPr>
                   <pic:blipFill>
-                    <a:blip r:embed="rId23"/>
+                    <a:blip r:embed="rId24"/>
                     <a:stretch>
                       <a:fillRect/>
                     </a:stretch>
@@ -2569,7 +2569,7 @@
                     <pic:cNvPicPr/>
                   </pic:nvPicPr>
                   <pic:blipFill>
-                    <a:blip r:embed="rId24"/>
+                    <a:blip r:embed="rId25"/>
                     <a:stretch>
                       <a:fillRect/>
                     </a:stretch>
@@ -2628,7 +2628,7 @@
                     <pic:cNvPicPr/>
                   </pic:nvPicPr>
                   <pic:blipFill>
-                    <a:blip r:embed="rId25"/>
+                    <a:blip r:embed="rId26"/>
                     <a:stretch>
                       <a:fillRect/>
                     </a:stretch>
@@ -2733,7 +2733,7 @@
                     <pic:cNvPicPr/>
                   </pic:nvPicPr>
                   <pic:blipFill>
-                    <a:blip r:embed="rId26"/>
+                    <a:blip r:embed="rId27"/>
                     <a:stretch>
                       <a:fillRect/>
                     </a:stretch>
@@ -3125,7 +3125,7 @@
                     <pic:cNvPicPr/>
                   </pic:nvPicPr>
                   <pic:blipFill>
-                    <a:blip r:embed="rId27"/>
+                    <a:blip r:embed="rId28"/>
                     <a:stretch>
                       <a:fillRect/>
                     </a:stretch>
@@ -3199,7 +3199,7 @@
                     <pic:cNvPicPr/>
                   </pic:nvPicPr>
                   <pic:blipFill>
-                    <a:blip r:embed="rId28"/>
+                    <a:blip r:embed="rId29"/>
                     <a:stretch>
                       <a:fillRect/>
                     </a:stretch>
@@ -3287,7 +3287,7 @@
                     <pic:cNvPicPr/>
                   </pic:nvPicPr>
                   <pic:blipFill>
-                    <a:blip r:embed="rId29"/>
+                    <a:blip r:embed="rId30"/>
                     <a:stretch>
                       <a:fillRect/>
                     </a:stretch>
@@ -3354,7 +3354,7 @@
                     <pic:cNvPicPr/>
                   </pic:nvPicPr>
                   <pic:blipFill>
-                    <a:blip r:embed="rId30"/>
+                    <a:blip r:embed="rId31"/>
                     <a:stretch>
                       <a:fillRect/>
                     </a:stretch>
@@ -3792,7 +3792,7 @@
         <w:spacing w:after="0"/>
         <w:jc w:val="both"/>
       </w:pPr>
-      <w:hyperlink r:id="rId31" w:history="1">
+      <w:hyperlink r:id="rId32" w:history="1">
         <w:r>
           <w:rPr>
             <w:rStyle w:val="Hyperlink"/>
@@ -3894,7 +3894,7 @@
                     <pic:cNvPicPr/>
                   </pic:nvPicPr>
                   <pic:blipFill>
-                    <a:blip r:embed="rId32"/>
+                    <a:blip r:embed="rId33"/>
                     <a:stretch>
                       <a:fillRect/>
                     </a:stretch>
@@ -4050,7 +4050,7 @@
                     <pic:cNvPicPr/>
                   </pic:nvPicPr>
                   <pic:blipFill>
-                    <a:blip r:embed="rId33"/>
+                    <a:blip r:embed="rId34"/>
                     <a:stretch>
                       <a:fillRect/>
                     </a:stretch>
@@ -4091,7 +4091,7 @@
       <w:r>
         <w:t xml:space="preserve">curl </w:t>
       </w:r>
-      <w:hyperlink r:id="rId34" w:history="1">
+      <w:hyperlink r:id="rId35" w:history="1">
         <w:r>
           <w:rPr>
             <w:rStyle w:val="Hyperlink"/>
@@ -4125,7 +4125,7 @@
                     <pic:cNvPicPr/>
                   </pic:nvPicPr>
                   <pic:blipFill>
-                    <a:blip r:embed="rId35"/>
+                    <a:blip r:embed="rId36"/>
                     <a:stretch>
                       <a:fillRect/>
                     </a:stretch>
@@ -4278,7 +4278,7 @@
       <w:r>
         <w:t xml:space="preserve">curl </w:t>
       </w:r>
-      <w:hyperlink r:id="rId36" w:history="1">
+      <w:hyperlink r:id="rId37" w:history="1">
         <w:r>
           <w:rPr>
             <w:rStyle w:val="Hyperlink"/>
@@ -4458,7 +4458,7 @@
                     <pic:cNvPicPr/>
                   </pic:nvPicPr>
                   <pic:blipFill>
-                    <a:blip r:embed="rId37"/>
+                    <a:blip r:embed="rId38"/>
                     <a:stretch>
                       <a:fillRect/>
                     </a:stretch>
@@ -4553,7 +4553,7 @@
                     <pic:cNvPicPr/>
                   </pic:nvPicPr>
                   <pic:blipFill>
-                    <a:blip r:embed="rId38"/>
+                    <a:blip r:embed="rId39"/>
                     <a:stretch>
                       <a:fillRect/>
                     </a:stretch>
@@ -4595,7 +4595,7 @@
                     <pic:cNvPicPr/>
                   </pic:nvPicPr>
                   <pic:blipFill>
-                    <a:blip r:embed="rId39"/>
+                    <a:blip r:embed="rId40"/>
                     <a:stretch>
                       <a:fillRect/>
                     </a:stretch>
@@ -4632,7 +4632,7 @@
         <w:lastRenderedPageBreak/>
         <w:t xml:space="preserve">Ao entrar no caminho </w:t>
       </w:r>
-      <w:hyperlink r:id="rId40" w:history="1">
+      <w:hyperlink r:id="rId41" w:history="1">
         <w:r>
           <w:rPr>
             <w:rStyle w:val="Hyperlink"/>
@@ -4675,7 +4675,7 @@
                     <pic:cNvPicPr/>
                   </pic:nvPicPr>
                   <pic:blipFill>
-                    <a:blip r:embed="rId41"/>
+                    <a:blip r:embed="rId42"/>
                     <a:stretch>
                       <a:fillRect/>
                     </a:stretch>
@@ -4713,7 +4713,7 @@
       <w:pPr>
         <w:jc w:val="both"/>
       </w:pPr>
-      <w:hyperlink r:id="rId42" w:history="1">
+      <w:hyperlink r:id="rId43" w:history="1">
         <w:r>
           <w:rPr>
             <w:rStyle w:val="Hyperlink"/>
@@ -4744,7 +4744,7 @@
                     <pic:cNvPicPr/>
                   </pic:nvPicPr>
                   <pic:blipFill>
-                    <a:blip r:embed="rId43"/>
+                    <a:blip r:embed="rId44"/>
                     <a:stretch>
                       <a:fillRect/>
                     </a:stretch>
@@ -5342,7 +5342,7 @@
                     <pic:cNvPicPr/>
                   </pic:nvPicPr>
                   <pic:blipFill>
-                    <a:blip r:embed="rId44"/>
+                    <a:blip r:embed="rId45"/>
                     <a:stretch>
                       <a:fillRect/>
                     </a:stretch>
@@ -5673,7 +5673,7 @@
                     <pic:cNvPicPr/>
                   </pic:nvPicPr>
                   <pic:blipFill>
-                    <a:blip r:embed="rId45"/>
+                    <a:blip r:embed="rId46"/>
                     <a:stretch>
                       <a:fillRect/>
                     </a:stretch>
@@ -5767,7 +5767,7 @@
       <w:r>
         <w:br/>
       </w:r>
-      <w:hyperlink r:id="rId46" w:history="1">
+      <w:hyperlink r:id="rId47" w:history="1">
         <w:r>
           <w:rPr>
             <w:rStyle w:val="Hyperlink"/>
@@ -5821,7 +5821,7 @@
       <w:r>
         <w:br/>
       </w:r>
-      <w:hyperlink r:id="rId47" w:history="1">
+      <w:hyperlink r:id="rId48" w:history="1">
         <w:r>
           <w:rPr>
             <w:rStyle w:val="Hyperlink"/>
@@ -5852,7 +5852,7 @@
                     <pic:cNvPicPr/>
                   </pic:nvPicPr>
                   <pic:blipFill>
-                    <a:blip r:embed="rId48"/>
+                    <a:blip r:embed="rId49"/>
                     <a:stretch>
                       <a:fillRect/>
                     </a:stretch>
@@ -5944,7 +5944,7 @@
                     <pic:cNvPicPr/>
                   </pic:nvPicPr>
                   <pic:blipFill>
-                    <a:blip r:embed="rId49"/>
+                    <a:blip r:embed="rId50"/>
                     <a:stretch>
                       <a:fillRect/>
                     </a:stretch>
@@ -6101,7 +6101,7 @@
       <w:r>
         <w:t xml:space="preserve"> - </w:t>
       </w:r>
-      <w:hyperlink r:id="rId50" w:history="1">
+      <w:hyperlink r:id="rId51" w:history="1">
         <w:r>
           <w:rPr>
             <w:rStyle w:val="Hyperlink"/>
@@ -6439,7 +6439,7 @@
                     <pic:cNvPicPr/>
                   </pic:nvPicPr>
                   <pic:blipFill>
-                    <a:blip r:embed="rId51"/>
+                    <a:blip r:embed="rId52"/>
                     <a:stretch>
                       <a:fillRect/>
                     </a:stretch>
@@ -6514,7 +6514,7 @@
       <w:pPr>
         <w:jc w:val="both"/>
       </w:pPr>
-      <w:hyperlink r:id="rId52" w:history="1">
+      <w:hyperlink r:id="rId53" w:history="1">
         <w:r>
           <w:rPr>
             <w:rStyle w:val="Hyperlink"/>
@@ -6693,7 +6693,7 @@
                     <pic:cNvPicPr/>
                   </pic:nvPicPr>
                   <pic:blipFill>
-                    <a:blip r:embed="rId53"/>
+                    <a:blip r:embed="rId54"/>
                     <a:stretch>
                       <a:fillRect/>
                     </a:stretch>
@@ -6725,13 +6725,7 @@
         <w:br/>
       </w:r>
       <w:r>
-        <w:t xml:space="preserve">Injetando </w:t>
-      </w:r>
-      <w:r>
-        <w:t>ConfigMap</w:t>
-      </w:r>
-      <w:r>
-        <w:t xml:space="preserve"> na aplicação</w:t>
+        <w:t>Injetando ConfigMap na aplicação</w:t>
       </w:r>
     </w:p>
     <w:p>
@@ -6752,13 +6746,7 @@
         <w:jc w:val="both"/>
       </w:pPr>
       <w:r>
-        <w:t>Imagine que esteja utilizando o Nginx</w:t>
-      </w:r>
-      <w:r>
-        <w:t xml:space="preserve"> com determinadas configurações. </w:t>
-      </w:r>
-      <w:r>
-        <w:t>Normalmente o que se faz é alterar o .conf do Nginx, gerar uma imagem com esse arquivo alterado, e subir a imagem.</w:t>
+        <w:t>Imagine que esteja utilizando o Nginx com determinadas configurações. Normalmente o que se faz é alterar o .conf do Nginx, gerar uma imagem com esse arquivo alterado, e subir a imagem.</w:t>
       </w:r>
     </w:p>
     <w:p>
@@ -6963,7 +6951,7 @@
         <w:spacing w:after="0"/>
         <w:jc w:val="both"/>
       </w:pPr>
-      <w:hyperlink r:id="rId54" w:history="1">
+      <w:hyperlink r:id="rId55" w:history="1">
         <w:r>
           <w:rPr>
             <w:rStyle w:val="Hyperlink"/>
@@ -7124,7 +7112,7 @@
         <w:spacing w:after="0"/>
         <w:jc w:val="both"/>
       </w:pPr>
-      <w:hyperlink r:id="rId55" w:history="1">
+      <w:hyperlink r:id="rId56" w:history="1">
         <w:r>
           <w:rPr>
             <w:rStyle w:val="Hyperlink"/>
@@ -7478,10 +7466,7 @@
         <w:jc w:val="both"/>
       </w:pPr>
       <w:r>
-        <w:t xml:space="preserve">     </w:t>
-      </w:r>
-      <w:r>
-        <w:t>volumeMounts:</w:t>
+        <w:t xml:space="preserve">     volumeMounts:</w:t>
       </w:r>
     </w:p>
     <w:p>
@@ -7548,13 +7533,7 @@
       </w:r>
       <w:r>
         <w:br/>
-        <w:t>A tag</w:t>
-      </w:r>
-      <w:r>
-        <w:t xml:space="preserve">  readOnly: true</w:t>
-      </w:r>
-      <w:r>
-        <w:t xml:space="preserve"> indica que o arquivo não pode ser modificado.</w:t>
+        <w:t>A tag  readOnly: true indica que o arquivo não pode ser modificado.</w:t>
       </w:r>
     </w:p>
     <w:p>
@@ -7657,7 +7636,7 @@
         <w:spacing w:after="0"/>
         <w:jc w:val="both"/>
       </w:pPr>
-      <w:hyperlink r:id="rId56" w:history="1">
+      <w:hyperlink r:id="rId57" w:history="1">
         <w:r>
           <w:rPr>
             <w:rStyle w:val="Hyperlink"/>
@@ -7678,6 +7657,9 @@
         <w:jc w:val="both"/>
       </w:pPr>
       <w:r>
+        <w:rPr>
+          <w:noProof/>
+        </w:rPr>
         <w:drawing>
           <wp:inline distT="0" distB="0" distL="0" distR="0" wp14:anchorId="6756EF98" wp14:editId="0D328944">
             <wp:extent cx="3486637" cy="1609950"/>
@@ -7694,7 +7676,7 @@
                     <pic:cNvPicPr/>
                   </pic:nvPicPr>
                   <pic:blipFill>
-                    <a:blip r:embed="rId57"/>
+                    <a:blip r:embed="rId58"/>
                     <a:stretch>
                       <a:fillRect/>
                     </a:stretch>
@@ -7765,6 +7747,9 @@
         <w:jc w:val="both"/>
       </w:pPr>
       <w:r>
+        <w:rPr>
+          <w:noProof/>
+        </w:rPr>
         <w:drawing>
           <wp:inline distT="0" distB="0" distL="0" distR="0" wp14:anchorId="60C82540" wp14:editId="71D2E44E">
             <wp:extent cx="5400040" cy="391795"/>
@@ -7781,7 +7766,7 @@
                     <pic:cNvPicPr/>
                   </pic:nvPicPr>
                   <pic:blipFill>
-                    <a:blip r:embed="rId58"/>
+                    <a:blip r:embed="rId59"/>
                     <a:stretch>
                       <a:fillRect/>
                     </a:stretch>
@@ -7843,6 +7828,9 @@
         <w:jc w:val="both"/>
       </w:pPr>
       <w:r>
+        <w:rPr>
+          <w:noProof/>
+        </w:rPr>
         <w:drawing>
           <wp:inline distT="0" distB="0" distL="0" distR="0" wp14:anchorId="79B05C60" wp14:editId="058C4C30">
             <wp:extent cx="5400040" cy="262255"/>
@@ -7859,7 +7847,7 @@
                     <pic:cNvPicPr/>
                   </pic:nvPicPr>
                   <pic:blipFill>
-                    <a:blip r:embed="rId59"/>
+                    <a:blip r:embed="rId60"/>
                     <a:stretch>
                       <a:fillRect/>
                     </a:stretch>
@@ -7915,6 +7903,9 @@
         <w:jc w:val="both"/>
       </w:pPr>
       <w:r>
+        <w:rPr>
+          <w:noProof/>
+        </w:rPr>
         <w:drawing>
           <wp:inline distT="0" distB="0" distL="0" distR="0" wp14:anchorId="3E657E95" wp14:editId="5F762286">
             <wp:extent cx="5400040" cy="194310"/>
@@ -7931,7 +7922,7 @@
                     <pic:cNvPicPr/>
                   </pic:nvPicPr>
                   <pic:blipFill>
-                    <a:blip r:embed="rId60"/>
+                    <a:blip r:embed="rId61"/>
                     <a:stretch>
                       <a:fillRect/>
                     </a:stretch>
@@ -8007,6 +7998,2972 @@
         <w:t>2</w:t>
       </w:r>
     </w:p>
+    <w:p>
+      <w:pPr>
+        <w:spacing w:after="0"/>
+        <w:jc w:val="both"/>
+      </w:pPr>
+    </w:p>
+    <w:p>
+      <w:pPr>
+        <w:spacing w:after="0"/>
+        <w:jc w:val="both"/>
+      </w:pPr>
+    </w:p>
+    <w:p>
+      <w:pPr>
+        <w:pStyle w:val="Ttulo2"/>
+      </w:pPr>
+      <w:r>
+        <w:t>Secrets e variáveis de ambiente</w:t>
+      </w:r>
+    </w:p>
+    <w:p>
+      <w:r>
+        <w:t>Os secretes servem para guardar dados mais sensíveis. O configmap é mais explícito enquanto o secret o dado fica um pouco mais ofuscado.</w:t>
+      </w:r>
+    </w:p>
+    <w:p>
+      <w:r>
+        <w:lastRenderedPageBreak/>
+        <w:t>Existem diversos tipos de sercrets mas o mais utilizado no dia a dia e um chamado opaco.</w:t>
+      </w:r>
+      <w:r>
+        <w:t xml:space="preserve"> O que este secret faz é não deixar visível os dados deste secret.</w:t>
+      </w:r>
+    </w:p>
+    <w:p>
+      <w:r>
+        <w:t>Crie um novo endpoint /secret na aplicação go:</w:t>
+      </w:r>
+    </w:p>
+    <w:p>
+      <w:pPr>
+        <w:spacing w:after="0"/>
+      </w:pPr>
+      <w:r>
+        <w:t>func main() {</w:t>
+      </w:r>
+      <w:r>
+        <w:tab/>
+      </w:r>
+    </w:p>
+    <w:p>
+      <w:pPr>
+        <w:spacing w:after="0"/>
+      </w:pPr>
+      <w:r>
+        <w:tab/>
+        <w:t>http.HandleFunc("/", Hello)</w:t>
+      </w:r>
+    </w:p>
+    <w:p>
+      <w:pPr>
+        <w:spacing w:after="0"/>
+      </w:pPr>
+      <w:r>
+        <w:tab/>
+        <w:t>http.HandleFunc("/secret", Secret)</w:t>
+      </w:r>
+    </w:p>
+    <w:p>
+      <w:pPr>
+        <w:spacing w:after="0"/>
+      </w:pPr>
+      <w:r>
+        <w:tab/>
+        <w:t>http.HandleFunc("/configmap", ConfigMap)</w:t>
+      </w:r>
+    </w:p>
+    <w:p>
+      <w:pPr>
+        <w:spacing w:after="0"/>
+      </w:pPr>
+      <w:r>
+        <w:tab/>
+        <w:t>http.ListenAndServe(":8000", nil)</w:t>
+      </w:r>
+    </w:p>
+    <w:p>
+      <w:pPr>
+        <w:spacing w:after="0"/>
+      </w:pPr>
+      <w:r>
+        <w:t>}</w:t>
+      </w:r>
+    </w:p>
+    <w:p>
+      <w:pPr>
+        <w:spacing w:after="0"/>
+      </w:pPr>
+    </w:p>
+    <w:p>
+      <w:pPr>
+        <w:spacing w:after="0"/>
+      </w:pPr>
+      <w:r>
+        <w:t>func Secret(w http.ResponseWriter, r *http.Request) {</w:t>
+      </w:r>
+    </w:p>
+    <w:p>
+      <w:pPr>
+        <w:spacing w:after="0"/>
+      </w:pPr>
+      <w:r>
+        <w:tab/>
+        <w:t>user := os.Getenv("USER")</w:t>
+      </w:r>
+    </w:p>
+    <w:p>
+      <w:pPr>
+        <w:spacing w:after="0"/>
+      </w:pPr>
+      <w:r>
+        <w:tab/>
+        <w:t>password := os.Getenv("PASSWORD")</w:t>
+      </w:r>
+    </w:p>
+    <w:p>
+      <w:pPr>
+        <w:spacing w:after="0"/>
+      </w:pPr>
+      <w:r>
+        <w:tab/>
+        <w:t>fmt.Fprintf(w, "User: %s. Password: %s", user, password)</w:t>
+      </w:r>
+    </w:p>
+    <w:p>
+      <w:pPr>
+        <w:spacing w:after="0"/>
+      </w:pPr>
+      <w:r>
+        <w:t>}</w:t>
+      </w:r>
+    </w:p>
+    <w:p/>
+    <w:p>
+      <w:r>
+        <w:t>Gere outra versão:</w:t>
+      </w:r>
+    </w:p>
+    <w:p>
+      <w:pPr>
+        <w:pStyle w:val="PargrafodaLista"/>
+        <w:numPr>
+          <w:ilvl w:val="0"/>
+          <w:numId w:val="3"/>
+        </w:numPr>
+      </w:pPr>
+      <w:r>
+        <w:t>docker build -t daniloferreira/hello-go:v6 .</w:t>
+      </w:r>
+    </w:p>
+    <w:p>
+      <w:pPr>
+        <w:pStyle w:val="PargrafodaLista"/>
+        <w:numPr>
+          <w:ilvl w:val="0"/>
+          <w:numId w:val="3"/>
+        </w:numPr>
+      </w:pPr>
+      <w:r>
+        <w:t>kind load docker-image daniloferreira/hello-go:v6</w:t>
+      </w:r>
+    </w:p>
+    <w:p/>
+    <w:p>
+      <w:r>
+        <w:t>Crie um arquivo secret.yaml.</w:t>
+      </w:r>
+    </w:p>
+    <w:p>
+      <w:pPr>
+        <w:spacing w:after="0"/>
+      </w:pPr>
+      <w:r>
+        <w:t>apiVersion: v1</w:t>
+      </w:r>
+    </w:p>
+    <w:p>
+      <w:pPr>
+        <w:spacing w:after="0"/>
+      </w:pPr>
+      <w:r>
+        <w:t>kind: Secret</w:t>
+      </w:r>
+    </w:p>
+    <w:p>
+      <w:pPr>
+        <w:spacing w:after="0"/>
+      </w:pPr>
+      <w:r>
+        <w:t>metadata:</w:t>
+      </w:r>
+    </w:p>
+    <w:p>
+      <w:pPr>
+        <w:spacing w:after="0"/>
+      </w:pPr>
+      <w:r>
+        <w:t>  name: goserver-secret</w:t>
+      </w:r>
+    </w:p>
+    <w:p>
+      <w:pPr>
+        <w:spacing w:after="0"/>
+      </w:pPr>
+      <w:r>
+        <w:t>type: Opaque</w:t>
+      </w:r>
+    </w:p>
+    <w:p>
+      <w:pPr>
+        <w:spacing w:after="0"/>
+      </w:pPr>
+      <w:r>
+        <w:t>data:</w:t>
+      </w:r>
+    </w:p>
+    <w:p>
+      <w:pPr>
+        <w:spacing w:after="0"/>
+      </w:pPr>
+      <w:r>
+        <w:t>  USER: "RGFuaWxvCg=="</w:t>
+      </w:r>
+    </w:p>
+    <w:p>
+      <w:pPr>
+        <w:spacing w:after="0"/>
+      </w:pPr>
+      <w:r>
+        <w:t>  PASSWORD: "MTIzNDU2Cg=="</w:t>
+      </w:r>
+    </w:p>
+    <w:p/>
+    <w:p>
+      <w:r>
+        <w:t>O user é Danilo e o password 123456.</w:t>
+      </w:r>
+    </w:p>
+    <w:p>
+      <w:r>
+        <w:t>O secret trabalha por padrão com base 64.</w:t>
+      </w:r>
+    </w:p>
+    <w:p>
+      <w:r>
+        <w:t>Então é necessário converter os valores:</w:t>
+      </w:r>
+    </w:p>
+    <w:p>
+      <w:pPr>
+        <w:pStyle w:val="PargrafodaLista"/>
+        <w:numPr>
+          <w:ilvl w:val="0"/>
+          <w:numId w:val="3"/>
+        </w:numPr>
+      </w:pPr>
+      <w:r>
+        <w:t>echo "Danilo" | base64</w:t>
+      </w:r>
+    </w:p>
+    <w:p>
+      <w:pPr>
+        <w:pStyle w:val="PargrafodaLista"/>
+        <w:numPr>
+          <w:ilvl w:val="0"/>
+          <w:numId w:val="3"/>
+        </w:numPr>
+      </w:pPr>
+      <w:r>
+        <w:t>echo "</w:t>
+      </w:r>
+      <w:r>
+        <w:t>123456</w:t>
+      </w:r>
+      <w:r>
+        <w:t>" | base64</w:t>
+      </w:r>
+    </w:p>
+    <w:p>
+      <w:r>
+        <w:lastRenderedPageBreak/>
+        <w:t>Base64 não é criptografia. É possível descriptografar muito rápido:</w:t>
+      </w:r>
+    </w:p>
+    <w:p>
+      <w:pPr>
+        <w:pStyle w:val="PargrafodaLista"/>
+        <w:numPr>
+          <w:ilvl w:val="0"/>
+          <w:numId w:val="3"/>
+        </w:numPr>
+      </w:pPr>
+      <w:r>
+        <w:t xml:space="preserve">echo "RGFuaWxvCg==" | base64 </w:t>
+      </w:r>
+      <w:r>
+        <w:t>–</w:t>
+      </w:r>
+      <w:r>
+        <w:t>decode</w:t>
+      </w:r>
+    </w:p>
+    <w:p>
+      <w:pPr>
+        <w:spacing w:after="0"/>
+        <w:jc w:val="both"/>
+      </w:pPr>
+    </w:p>
+    <w:p>
+      <w:pPr>
+        <w:spacing w:after="0"/>
+        <w:jc w:val="both"/>
+      </w:pPr>
+      <w:r>
+        <w:t>Aplique o sercet:</w:t>
+      </w:r>
+    </w:p>
+    <w:p>
+      <w:pPr>
+        <w:pStyle w:val="PargrafodaLista"/>
+        <w:numPr>
+          <w:ilvl w:val="0"/>
+          <w:numId w:val="3"/>
+        </w:numPr>
+        <w:spacing w:after="0"/>
+        <w:jc w:val="both"/>
+      </w:pPr>
+      <w:r>
+        <w:t>kubectl apply -f secret.yaml</w:t>
+      </w:r>
+    </w:p>
+    <w:p>
+      <w:pPr>
+        <w:spacing w:after="0"/>
+        <w:jc w:val="both"/>
+      </w:pPr>
+    </w:p>
+    <w:p>
+      <w:pPr>
+        <w:spacing w:after="0"/>
+        <w:jc w:val="both"/>
+      </w:pPr>
+      <w:r>
+        <w:t xml:space="preserve">Para que o secret possa ser utilizado, deve-se alterar o aquivo de deployment. Altere o </w:t>
+      </w:r>
+      <w:r>
+        <w:t>deployment-configmap-referencia-direta.yaml</w:t>
+      </w:r>
+      <w:r>
+        <w:t>:</w:t>
+      </w:r>
+    </w:p>
+    <w:p>
+      <w:pPr>
+        <w:spacing w:after="0"/>
+        <w:jc w:val="both"/>
+      </w:pPr>
+    </w:p>
+    <w:p>
+      <w:pPr>
+        <w:spacing w:after="0"/>
+        <w:jc w:val="both"/>
+      </w:pPr>
+      <w:r>
+        <w:t>Primeiro deve-se alterar o deployment para ler a nova imagem:</w:t>
+      </w:r>
+    </w:p>
+    <w:p>
+      <w:pPr>
+        <w:spacing w:after="0"/>
+        <w:jc w:val="both"/>
+      </w:pPr>
+      <w:r>
+        <w:t>image: "daniloferreira/hello-go:v</w:t>
+      </w:r>
+      <w:r>
+        <w:t>6</w:t>
+      </w:r>
+      <w:r>
+        <w:t>"</w:t>
+      </w:r>
+    </w:p>
+    <w:p>
+      <w:pPr>
+        <w:spacing w:after="0"/>
+        <w:jc w:val="both"/>
+      </w:pPr>
+    </w:p>
+    <w:p>
+      <w:pPr>
+        <w:spacing w:after="0"/>
+        <w:jc w:val="both"/>
+      </w:pPr>
+      <w:r>
+        <w:t>Adicione o secretRef em envFrom</w:t>
+      </w:r>
+      <w:r>
+        <w:t>, informando o nome do secret:</w:t>
+      </w:r>
+    </w:p>
+    <w:p>
+      <w:pPr>
+        <w:spacing w:after="0"/>
+        <w:jc w:val="both"/>
+      </w:pPr>
+      <w:r>
+        <w:t xml:space="preserve">     e</w:t>
+      </w:r>
+      <w:r>
+        <w:t>nvFrom:</w:t>
+      </w:r>
+    </w:p>
+    <w:p>
+      <w:pPr>
+        <w:spacing w:after="0"/>
+        <w:jc w:val="both"/>
+      </w:pPr>
+      <w:r>
+        <w:t>            - configMapRef:</w:t>
+      </w:r>
+    </w:p>
+    <w:p>
+      <w:pPr>
+        <w:spacing w:after="0"/>
+        <w:jc w:val="both"/>
+      </w:pPr>
+      <w:r>
+        <w:t>               </w:t>
+      </w:r>
+      <w:r>
+        <w:t xml:space="preserve">   </w:t>
+      </w:r>
+      <w:r>
+        <w:t xml:space="preserve"> name: goserver-env</w:t>
+      </w:r>
+    </w:p>
+    <w:p>
+      <w:pPr>
+        <w:spacing w:after="0"/>
+        <w:jc w:val="both"/>
+      </w:pPr>
+      <w:r>
+        <w:t>            - secretRef:</w:t>
+      </w:r>
+    </w:p>
+    <w:p>
+      <w:pPr>
+        <w:spacing w:after="0"/>
+        <w:jc w:val="both"/>
+      </w:pPr>
+      <w:r>
+        <w:t xml:space="preserve">   </w:t>
+      </w:r>
+      <w:r>
+        <w:t>                name: goserver-secret</w:t>
+      </w:r>
+    </w:p>
+    <w:p>
+      <w:pPr>
+        <w:spacing w:after="0"/>
+        <w:jc w:val="both"/>
+      </w:pPr>
+    </w:p>
+    <w:p>
+      <w:pPr>
+        <w:spacing w:after="0"/>
+        <w:jc w:val="both"/>
+      </w:pPr>
+      <w:r>
+        <w:t>Aplique o deployment:</w:t>
+      </w:r>
+    </w:p>
+    <w:p>
+      <w:pPr>
+        <w:pStyle w:val="PargrafodaLista"/>
+        <w:numPr>
+          <w:ilvl w:val="0"/>
+          <w:numId w:val="3"/>
+        </w:numPr>
+        <w:spacing w:after="0"/>
+        <w:jc w:val="both"/>
+      </w:pPr>
+      <w:r>
+        <w:t>kubectl apply -f deployment-configmap-referencia-direta.yaml</w:t>
+      </w:r>
+    </w:p>
+    <w:p>
+      <w:pPr>
+        <w:pStyle w:val="PargrafodaLista"/>
+        <w:numPr>
+          <w:ilvl w:val="0"/>
+          <w:numId w:val="3"/>
+        </w:numPr>
+        <w:spacing w:after="0"/>
+        <w:jc w:val="both"/>
+      </w:pPr>
+      <w:r>
+        <w:t>kubectl port-forward svc/goserver-service 9000:80</w:t>
+      </w:r>
+    </w:p>
+    <w:p>
+      <w:pPr>
+        <w:spacing w:after="0"/>
+        <w:jc w:val="both"/>
+      </w:pPr>
+    </w:p>
+    <w:p>
+      <w:pPr>
+        <w:spacing w:after="0"/>
+        <w:jc w:val="both"/>
+      </w:pPr>
+      <w:r>
+        <w:t>Teste:</w:t>
+      </w:r>
+    </w:p>
+    <w:p>
+      <w:pPr>
+        <w:spacing w:after="0"/>
+        <w:jc w:val="both"/>
+      </w:pPr>
+    </w:p>
+    <w:p>
+      <w:pPr>
+        <w:spacing w:after="0"/>
+        <w:jc w:val="both"/>
+      </w:pPr>
+      <w:r>
+        <w:rPr>
+          <w:noProof/>
+        </w:rPr>
+        <w:drawing>
+          <wp:inline distT="0" distB="0" distL="0" distR="0" wp14:anchorId="6E028482" wp14:editId="71A25427">
+            <wp:extent cx="2934109" cy="1286054"/>
+            <wp:effectExtent l="0" t="0" r="0" b="9525"/>
+            <wp:docPr id="339998810" name="Imagem 1"/>
+            <wp:cNvGraphicFramePr>
+              <a:graphicFrameLocks xmlns:a="http://schemas.openxmlformats.org/drawingml/2006/main" noChangeAspect="1"/>
+            </wp:cNvGraphicFramePr>
+            <a:graphic xmlns:a="http://schemas.openxmlformats.org/drawingml/2006/main">
+              <a:graphicData uri="http://schemas.openxmlformats.org/drawingml/2006/picture">
+                <pic:pic xmlns:pic="http://schemas.openxmlformats.org/drawingml/2006/picture">
+                  <pic:nvPicPr>
+                    <pic:cNvPr id="339998810" name=""/>
+                    <pic:cNvPicPr/>
+                  </pic:nvPicPr>
+                  <pic:blipFill>
+                    <a:blip r:embed="rId62"/>
+                    <a:stretch>
+                      <a:fillRect/>
+                    </a:stretch>
+                  </pic:blipFill>
+                  <pic:spPr>
+                    <a:xfrm>
+                      <a:off x="0" y="0"/>
+                      <a:ext cx="2934109" cy="1286054"/>
+                    </a:xfrm>
+                    <a:prstGeom prst="rect">
+                      <a:avLst/>
+                    </a:prstGeom>
+                  </pic:spPr>
+                </pic:pic>
+              </a:graphicData>
+            </a:graphic>
+          </wp:inline>
+        </w:drawing>
+      </w:r>
+    </w:p>
+    <w:p>
+      <w:pPr>
+        <w:spacing w:after="0"/>
+        <w:jc w:val="both"/>
+      </w:pPr>
+    </w:p>
+    <w:p>
+      <w:pPr>
+        <w:spacing w:after="0"/>
+        <w:jc w:val="both"/>
+      </w:pPr>
+      <w:r>
+        <w:t>Essas variáveis do secret viraram variáveis de ambiente.</w:t>
+      </w:r>
+    </w:p>
+    <w:p>
+      <w:pPr>
+        <w:spacing w:after="0"/>
+        <w:jc w:val="both"/>
+      </w:pPr>
+    </w:p>
+    <w:p>
+      <w:pPr>
+        <w:spacing w:after="0"/>
+        <w:jc w:val="both"/>
+      </w:pPr>
+    </w:p>
+    <w:p/>
+    <w:p/>
+    <w:p>
+      <w:pPr>
+        <w:pStyle w:val="Ttulo1"/>
+      </w:pPr>
+      <w:r>
+        <w:lastRenderedPageBreak/>
+        <w:t>Probes</w:t>
+      </w:r>
+    </w:p>
+    <w:p/>
+    <w:p>
+      <w:pPr>
+        <w:pStyle w:val="Ttulo2"/>
+      </w:pPr>
+      <w:r>
+        <w:t>Entendendo health check</w:t>
+      </w:r>
+    </w:p>
+    <w:p>
+      <w:pPr>
+        <w:jc w:val="both"/>
+      </w:pPr>
+      <w:r>
+        <w:t>Health check é basicamente uma forma de verificar se a aplicação está saudável e, caso não esteja, deve-se tomar alguma ação.</w:t>
+      </w:r>
+    </w:p>
+    <w:p>
+      <w:pPr>
+        <w:jc w:val="both"/>
+      </w:pPr>
+    </w:p>
+    <w:p>
+      <w:pPr>
+        <w:jc w:val="both"/>
+      </w:pPr>
+      <w:r>
+        <w:t>A aplicação pode ter ciclos de vida bem distintos. Portanto, ao trabalhar com health check, se faz necessário entender os momentos da aplicação. Estes momentos irão ajudar a garantir que a aplicação esteja sempre disponível.</w:t>
+      </w:r>
+    </w:p>
+    <w:p>
+      <w:pPr>
+        <w:jc w:val="both"/>
+      </w:pPr>
+    </w:p>
+    <w:p>
+      <w:pPr>
+        <w:jc w:val="both"/>
+      </w:pPr>
+      <w:r>
+        <w:t>Por exemplo, se a aplicação está no ar e funcionando, precisa-se de um mecanismo que verifique de tempos em tempos se está tudo OK com ela. Se não estiver, pode-se, por exemplo, reiniciar o container da aplicação através do kubernetes para que a aplicação volte ao normal.</w:t>
+      </w:r>
+    </w:p>
+    <w:p>
+      <w:pPr>
+        <w:jc w:val="both"/>
+      </w:pPr>
+      <w:r>
+        <w:t>Por outro lado, existe um outro fator. Quando estamos subindo a aplicação pela primeira vez, como saber se ela está pronta para ir para produção?</w:t>
+      </w:r>
+    </w:p>
+    <w:p>
+      <w:pPr>
+        <w:jc w:val="both"/>
+      </w:pPr>
+      <w:r>
+        <w:t>Suponha que esteja subindo um banco de dados que demora 40 segundos para iniciar. Enquanto o banco de dados está iniciando não é desejado jogar tráfego para ele. Então ele só deve ser acessado quando estiver em pé.</w:t>
+      </w:r>
+    </w:p>
+    <w:p>
+      <w:pPr>
+        <w:jc w:val="both"/>
+      </w:pPr>
+      <w:r>
+        <w:t>Aqui foi exemplificado dois momentos: quando a aplicação está no ar e quando a mesma está sendo inicializada.</w:t>
+      </w:r>
+    </w:p>
+    <w:p>
+      <w:pPr>
+        <w:jc w:val="both"/>
+      </w:pPr>
+    </w:p>
+    <w:p>
+      <w:pPr>
+        <w:jc w:val="both"/>
+      </w:pPr>
+      <w:r>
+        <w:t>Agora imagine um outro momento em que a aplicação já está no ar funcionando e ela dê problema. Obviamente o processo poderia ser reiniciado. Porém, às vezes, antes de reiniciar o processo, a primeira coisa a se fazer é garantir que o tráfego não seja mais enviado para aquele determinado POD</w:t>
+      </w:r>
+      <w:r>
+        <w:t>, antes de reiniciar o container</w:t>
+      </w:r>
+      <w:r>
+        <w:t>.</w:t>
+      </w:r>
+    </w:p>
+    <w:p>
+      <w:pPr>
+        <w:jc w:val="both"/>
+      </w:pPr>
+    </w:p>
+    <w:p>
+      <w:pPr>
+        <w:pStyle w:val="Ttulo2"/>
+      </w:pPr>
+      <w:r>
+        <w:t>Criando endpoint Healthz</w:t>
+      </w:r>
+    </w:p>
+    <w:p/>
+    <w:p>
+      <w:r>
+        <w:t>No arquivo server.go foi adicionado o seguinte:</w:t>
+      </w:r>
+    </w:p>
+    <w:p>
+      <w:r>
+        <w:t>...</w:t>
+      </w:r>
+    </w:p>
+    <w:p>
+      <w:r>
+        <w:t>var startedAt = time.Now()</w:t>
+      </w:r>
+    </w:p>
+    <w:p>
+      <w:r>
+        <w:lastRenderedPageBreak/>
+        <w:t>...</w:t>
+      </w:r>
+    </w:p>
+    <w:p>
+      <w:r>
+        <w:t>func main() {</w:t>
+      </w:r>
+    </w:p>
+    <w:p>
+      <w:r>
+        <w:t>    http.HandleFunc("/healthz", Healthz)</w:t>
+      </w:r>
+    </w:p>
+    <w:p>
+      <w:r>
+        <w:t>...</w:t>
+      </w:r>
+    </w:p>
+    <w:p>
+      <w:pPr>
+        <w:spacing w:line="240" w:lineRule="auto"/>
+      </w:pPr>
+      <w:r>
+        <w:t>func Healthz(w http.ResponseWriter, r *http.Request) {</w:t>
+      </w:r>
+    </w:p>
+    <w:p>
+      <w:pPr>
+        <w:spacing w:line="240" w:lineRule="auto"/>
+      </w:pPr>
+      <w:r>
+        <w:tab/>
+        <w:t>duration := time.Since(startedAt)</w:t>
+      </w:r>
+    </w:p>
+    <w:p>
+      <w:pPr>
+        <w:spacing w:line="240" w:lineRule="auto"/>
+      </w:pPr>
+      <w:r>
+        <w:tab/>
+        <w:t xml:space="preserve">if duration.Seconds() </w:t>
+      </w:r>
+      <w:r>
+        <w:t>&gt;25</w:t>
+      </w:r>
+      <w:r>
+        <w:t xml:space="preserve"> {</w:t>
+      </w:r>
+    </w:p>
+    <w:p>
+      <w:pPr>
+        <w:spacing w:line="240" w:lineRule="auto"/>
+      </w:pPr>
+      <w:r>
+        <w:tab/>
+      </w:r>
+      <w:r>
+        <w:tab/>
+        <w:t>w.WriteHeader(500)</w:t>
+      </w:r>
+    </w:p>
+    <w:p>
+      <w:pPr>
+        <w:spacing w:line="240" w:lineRule="auto"/>
+      </w:pPr>
+      <w:r>
+        <w:tab/>
+      </w:r>
+      <w:r>
+        <w:tab/>
+        <w:t>w.Write([]byte(fmt.Sprintf("Duration: %v", duration.Seconds())))</w:t>
+      </w:r>
+    </w:p>
+    <w:p>
+      <w:pPr>
+        <w:spacing w:line="240" w:lineRule="auto"/>
+      </w:pPr>
+      <w:r>
+        <w:tab/>
+        <w:t>} else {</w:t>
+      </w:r>
+    </w:p>
+    <w:p>
+      <w:pPr>
+        <w:spacing w:line="240" w:lineRule="auto"/>
+      </w:pPr>
+      <w:r>
+        <w:tab/>
+      </w:r>
+      <w:r>
+        <w:tab/>
+        <w:t>w.WriteHeader(200)</w:t>
+      </w:r>
+    </w:p>
+    <w:p>
+      <w:pPr>
+        <w:spacing w:line="240" w:lineRule="auto"/>
+      </w:pPr>
+      <w:r>
+        <w:tab/>
+      </w:r>
+      <w:r>
+        <w:tab/>
+        <w:t>w.Write([]byte("ok"))</w:t>
+      </w:r>
+    </w:p>
+    <w:p>
+      <w:pPr>
+        <w:spacing w:line="240" w:lineRule="auto"/>
+      </w:pPr>
+      <w:r>
+        <w:tab/>
+        <w:t>}</w:t>
+      </w:r>
+    </w:p>
+    <w:p>
+      <w:pPr>
+        <w:spacing w:line="240" w:lineRule="auto"/>
+      </w:pPr>
+      <w:r>
+        <w:t>}</w:t>
+      </w:r>
+    </w:p>
+    <w:p>
+      <w:pPr>
+        <w:spacing w:line="240" w:lineRule="auto"/>
+      </w:pPr>
+    </w:p>
+    <w:p>
+      <w:pPr>
+        <w:spacing w:line="240" w:lineRule="auto"/>
+        <w:jc w:val="both"/>
+      </w:pPr>
+      <w:r>
+        <w:t>Essa função faz o seguinte: caso o tempo de inicialização tenha passado de 25 segundos, é retornado um erro de status 500, caso contrário um ok 200.</w:t>
+      </w:r>
+    </w:p>
+    <w:p>
+      <w:pPr>
+        <w:spacing w:line="240" w:lineRule="auto"/>
+      </w:pPr>
+      <w:r>
+        <w:t>O arquivo pode ser acessado em:</w:t>
+      </w:r>
+    </w:p>
+    <w:p>
+      <w:pPr>
+        <w:spacing w:line="240" w:lineRule="auto"/>
+      </w:pPr>
+      <w:hyperlink r:id="rId63" w:history="1">
+        <w:r>
+          <w:rPr>
+            <w:rStyle w:val="Hyperlink"/>
+          </w:rPr>
+          <w:t>full_cycle_kubernetes/fc_3/k8s/4-objetos-de-configuracao/server.go at master · danilocsf/full_cycle_kubernetes</w:t>
+        </w:r>
+      </w:hyperlink>
+    </w:p>
+    <w:p>
+      <w:r>
+        <w:t>Gere outra versão:</w:t>
+      </w:r>
+    </w:p>
+    <w:p>
+      <w:pPr>
+        <w:pStyle w:val="PargrafodaLista"/>
+        <w:numPr>
+          <w:ilvl w:val="0"/>
+          <w:numId w:val="3"/>
+        </w:numPr>
+      </w:pPr>
+      <w:r>
+        <w:t>docker build -t daniloferreira/hello-go:v6</w:t>
+      </w:r>
+      <w:r>
+        <w:t>.1</w:t>
+      </w:r>
+      <w:r>
+        <w:t xml:space="preserve"> .</w:t>
+      </w:r>
+    </w:p>
+    <w:p>
+      <w:pPr>
+        <w:pStyle w:val="PargrafodaLista"/>
+        <w:numPr>
+          <w:ilvl w:val="0"/>
+          <w:numId w:val="3"/>
+        </w:numPr>
+      </w:pPr>
+      <w:r>
+        <w:t>kind load docker-image daniloferreira/hello-go:v6</w:t>
+      </w:r>
+      <w:r>
+        <w:t>.1</w:t>
+      </w:r>
+    </w:p>
+    <w:p>
+      <w:r>
+        <w:t xml:space="preserve">Crie um novo arquivo </w:t>
+      </w:r>
+      <w:r>
+        <w:t>deployment-healthz.yaml</w:t>
+      </w:r>
+      <w:r>
+        <w:t xml:space="preserve"> com a nova imagem</w:t>
+      </w:r>
+      <w:r>
+        <w:t>:</w:t>
+      </w:r>
+    </w:p>
+    <w:p>
+      <w:pPr>
+        <w:pStyle w:val="PargrafodaLista"/>
+        <w:numPr>
+          <w:ilvl w:val="0"/>
+          <w:numId w:val="3"/>
+        </w:numPr>
+      </w:pPr>
+      <w:r>
+        <w:t>image: "daniloferreira/hello-go:v6.1"</w:t>
+      </w:r>
+    </w:p>
+    <w:p>
+      <w:r>
+        <w:t>O arquivo pode ser acessado aqui:</w:t>
+      </w:r>
+    </w:p>
+    <w:p>
+      <w:hyperlink r:id="rId64" w:history="1">
+        <w:r>
+          <w:rPr>
+            <w:rStyle w:val="Hyperlink"/>
+          </w:rPr>
+          <w:t>full_cycle_kubernetes/fc_3/k8s/4-objetos-de-configuracao/deployment-healthz.yaml at master · danilocsf/full_cycle_kubernetes</w:t>
+        </w:r>
+      </w:hyperlink>
+    </w:p>
+    <w:p>
+      <w:pPr>
+        <w:spacing w:after="0"/>
+        <w:jc w:val="both"/>
+      </w:pPr>
+      <w:r>
+        <w:t>Aplique o deployment:</w:t>
+      </w:r>
+    </w:p>
+    <w:p>
+      <w:pPr>
+        <w:pStyle w:val="PargrafodaLista"/>
+        <w:numPr>
+          <w:ilvl w:val="0"/>
+          <w:numId w:val="3"/>
+        </w:numPr>
+        <w:spacing w:after="0"/>
+        <w:jc w:val="both"/>
+      </w:pPr>
+      <w:r>
+        <w:t>kubectl apply -f deployment-</w:t>
+      </w:r>
+      <w:r>
+        <w:t>-healthz</w:t>
+      </w:r>
+      <w:r>
+        <w:t>.yaml</w:t>
+      </w:r>
+    </w:p>
+    <w:p>
+      <w:pPr>
+        <w:pStyle w:val="PargrafodaLista"/>
+        <w:numPr>
+          <w:ilvl w:val="0"/>
+          <w:numId w:val="3"/>
+        </w:numPr>
+        <w:spacing w:after="0"/>
+        <w:jc w:val="both"/>
+      </w:pPr>
+      <w:r>
+        <w:t>kubectl port-forward svc/goserver-service 9000:80</w:t>
+      </w:r>
+    </w:p>
+    <w:p/>
+    <w:p>
+      <w:pPr>
+        <w:spacing w:line="240" w:lineRule="auto"/>
+      </w:pPr>
+      <w:r>
+        <w:lastRenderedPageBreak/>
+        <w:t>Espere passar 25 segundos:</w:t>
+      </w:r>
+      <w:r>
+        <w:br/>
+      </w:r>
+      <w:r>
+        <w:drawing>
+          <wp:inline distT="0" distB="0" distL="0" distR="0" wp14:anchorId="306EBE29" wp14:editId="4157085A">
+            <wp:extent cx="5400040" cy="417195"/>
+            <wp:effectExtent l="0" t="0" r="0" b="1905"/>
+            <wp:docPr id="116926816" name="Imagem 1"/>
+            <wp:cNvGraphicFramePr>
+              <a:graphicFrameLocks xmlns:a="http://schemas.openxmlformats.org/drawingml/2006/main" noChangeAspect="1"/>
+            </wp:cNvGraphicFramePr>
+            <a:graphic xmlns:a="http://schemas.openxmlformats.org/drawingml/2006/main">
+              <a:graphicData uri="http://schemas.openxmlformats.org/drawingml/2006/picture">
+                <pic:pic xmlns:pic="http://schemas.openxmlformats.org/drawingml/2006/picture">
+                  <pic:nvPicPr>
+                    <pic:cNvPr id="116926816" name=""/>
+                    <pic:cNvPicPr/>
+                  </pic:nvPicPr>
+                  <pic:blipFill>
+                    <a:blip r:embed="rId65"/>
+                    <a:stretch>
+                      <a:fillRect/>
+                    </a:stretch>
+                  </pic:blipFill>
+                  <pic:spPr>
+                    <a:xfrm>
+                      <a:off x="0" y="0"/>
+                      <a:ext cx="5400040" cy="417195"/>
+                    </a:xfrm>
+                    <a:prstGeom prst="rect">
+                      <a:avLst/>
+                    </a:prstGeom>
+                  </pic:spPr>
+                </pic:pic>
+              </a:graphicData>
+            </a:graphic>
+          </wp:inline>
+        </w:drawing>
+      </w:r>
+    </w:p>
+    <w:p>
+      <w:pPr>
+        <w:spacing w:line="240" w:lineRule="auto"/>
+      </w:pPr>
+      <w:r>
+        <w:t>Tente acessar o endpoint:</w:t>
+      </w:r>
+    </w:p>
+    <w:p>
+      <w:pPr>
+        <w:spacing w:line="240" w:lineRule="auto"/>
+      </w:pPr>
+      <w:r>
+        <w:drawing>
+          <wp:inline distT="0" distB="0" distL="0" distR="0" wp14:anchorId="7427B212" wp14:editId="31E75C11">
+            <wp:extent cx="2886478" cy="1276528"/>
+            <wp:effectExtent l="0" t="0" r="9525" b="0"/>
+            <wp:docPr id="1113823641" name="Imagem 1"/>
+            <wp:cNvGraphicFramePr>
+              <a:graphicFrameLocks xmlns:a="http://schemas.openxmlformats.org/drawingml/2006/main" noChangeAspect="1"/>
+            </wp:cNvGraphicFramePr>
+            <a:graphic xmlns:a="http://schemas.openxmlformats.org/drawingml/2006/main">
+              <a:graphicData uri="http://schemas.openxmlformats.org/drawingml/2006/picture">
+                <pic:pic xmlns:pic="http://schemas.openxmlformats.org/drawingml/2006/picture">
+                  <pic:nvPicPr>
+                    <pic:cNvPr id="1113823641" name=""/>
+                    <pic:cNvPicPr/>
+                  </pic:nvPicPr>
+                  <pic:blipFill>
+                    <a:blip r:embed="rId66"/>
+                    <a:stretch>
+                      <a:fillRect/>
+                    </a:stretch>
+                  </pic:blipFill>
+                  <pic:spPr>
+                    <a:xfrm>
+                      <a:off x="0" y="0"/>
+                      <a:ext cx="2886478" cy="1276528"/>
+                    </a:xfrm>
+                    <a:prstGeom prst="rect">
+                      <a:avLst/>
+                    </a:prstGeom>
+                  </pic:spPr>
+                </pic:pic>
+              </a:graphicData>
+            </a:graphic>
+          </wp:inline>
+        </w:drawing>
+      </w:r>
+    </w:p>
+    <w:p>
+      <w:pPr>
+        <w:spacing w:line="240" w:lineRule="auto"/>
+      </w:pPr>
+    </w:p>
+    <w:p>
+      <w:pPr>
+        <w:spacing w:line="240" w:lineRule="auto"/>
+        <w:jc w:val="both"/>
+      </w:pPr>
+      <w:r>
+        <w:t>O endpoint nos indica que por algum motivo ocorreu um erro, mas o Kubernetes não sabe disso.</w:t>
+      </w:r>
+    </w:p>
+    <w:p>
+      <w:pPr>
+        <w:spacing w:line="240" w:lineRule="auto"/>
+        <w:jc w:val="both"/>
+      </w:pPr>
+      <w:r>
+        <w:t xml:space="preserve">Por esse motivo iremos utilizar o Liveness probe. Ele irá verificar de tempos em tempos se a aplicação está saudável. </w:t>
+      </w:r>
+    </w:p>
+    <w:p>
+      <w:pPr>
+        <w:spacing w:line="240" w:lineRule="auto"/>
+      </w:pPr>
+    </w:p>
+    <w:p>
+      <w:pPr>
+        <w:pStyle w:val="Ttulo2"/>
+      </w:pPr>
+      <w:r>
+        <w:t>Liveness na prática</w:t>
+      </w:r>
+    </w:p>
+    <w:p>
+      <w:pPr>
+        <w:jc w:val="both"/>
+      </w:pPr>
+      <w:r>
+        <w:t>No Kubernetes, o Liveness Probe é um mecanismo que verifica continuamente se um contêiner ainda está “vivo” (funcionando corretamente). Se a verificação falhar, o Kubernetes reinicia automaticamente o contêiner, garantindo a recuperação de falhas e maior confiabilidade da aplicação.</w:t>
+      </w:r>
+    </w:p>
+    <w:p>
+      <w:pPr>
+        <w:jc w:val="both"/>
+      </w:pPr>
+      <w:r>
+        <w:t>Quando o liveness probe falha, o kubelet mata o contêiner e o reinicia, seguindo a política de reinício definida.</w:t>
+      </w:r>
+    </w:p>
+    <w:p>
+      <w:pPr>
+        <w:jc w:val="both"/>
+      </w:pPr>
+      <w:r>
+        <w:t>Evita que aplicações fiquem presas em estados inválidos, aumentando a disponibilidade e resiliência.</w:t>
+      </w:r>
+    </w:p>
+    <w:p>
+      <w:pPr>
+        <w:jc w:val="both"/>
+      </w:pPr>
+    </w:p>
+    <w:p>
+      <w:pPr>
+        <w:jc w:val="both"/>
+      </w:pPr>
+      <w:r>
+        <w:t>O liveness probe pode ser configurado de três maneiras principais:</w:t>
+      </w:r>
+    </w:p>
+    <w:p>
+      <w:pPr>
+        <w:jc w:val="both"/>
+      </w:pPr>
+      <w:r>
+        <w:t>Exec Probe</w:t>
+      </w:r>
+    </w:p>
+    <w:p>
+      <w:pPr>
+        <w:jc w:val="both"/>
+      </w:pPr>
+      <w:r>
+        <w:t>Executa um comando dentro do contêiner.</w:t>
+      </w:r>
+    </w:p>
+    <w:p>
+      <w:pPr>
+        <w:jc w:val="both"/>
+      </w:pPr>
+      <w:r>
+        <w:t>Exemplo:</w:t>
+      </w:r>
+    </w:p>
+    <w:p>
+      <w:pPr>
+        <w:jc w:val="both"/>
+      </w:pPr>
+      <w:r>
+        <w:lastRenderedPageBreak/>
+        <w:drawing>
+          <wp:inline distT="0" distB="0" distL="0" distR="0" wp14:anchorId="49A95FA2" wp14:editId="01C6AA83">
+            <wp:extent cx="3791479" cy="1352739"/>
+            <wp:effectExtent l="0" t="0" r="0" b="0"/>
+            <wp:docPr id="118936328" name="Imagem 1"/>
+            <wp:cNvGraphicFramePr>
+              <a:graphicFrameLocks xmlns:a="http://schemas.openxmlformats.org/drawingml/2006/main" noChangeAspect="1"/>
+            </wp:cNvGraphicFramePr>
+            <a:graphic xmlns:a="http://schemas.openxmlformats.org/drawingml/2006/main">
+              <a:graphicData uri="http://schemas.openxmlformats.org/drawingml/2006/picture">
+                <pic:pic xmlns:pic="http://schemas.openxmlformats.org/drawingml/2006/picture">
+                  <pic:nvPicPr>
+                    <pic:cNvPr id="118936328" name=""/>
+                    <pic:cNvPicPr/>
+                  </pic:nvPicPr>
+                  <pic:blipFill>
+                    <a:blip r:embed="rId67"/>
+                    <a:stretch>
+                      <a:fillRect/>
+                    </a:stretch>
+                  </pic:blipFill>
+                  <pic:spPr>
+                    <a:xfrm>
+                      <a:off x="0" y="0"/>
+                      <a:ext cx="3791479" cy="1352739"/>
+                    </a:xfrm>
+                    <a:prstGeom prst="rect">
+                      <a:avLst/>
+                    </a:prstGeom>
+                  </pic:spPr>
+                </pic:pic>
+              </a:graphicData>
+            </a:graphic>
+          </wp:inline>
+        </w:drawing>
+      </w:r>
+    </w:p>
+    <w:p>
+      <w:pPr>
+        <w:jc w:val="both"/>
+      </w:pPr>
+      <w:r>
+        <w:t>Se o comando retornar código diferente de 0, o contêiner é reiniciado.</w:t>
+      </w:r>
+    </w:p>
+    <w:p>
+      <w:pPr>
+        <w:jc w:val="both"/>
+      </w:pPr>
+      <w:r>
+        <w:t xml:space="preserve">  </w:t>
+      </w:r>
+    </w:p>
+    <w:p>
+      <w:pPr>
+        <w:jc w:val="both"/>
+      </w:pPr>
+      <w:r>
+        <w:t>HTTP GET Probe</w:t>
+      </w:r>
+    </w:p>
+    <w:p>
+      <w:pPr>
+        <w:jc w:val="both"/>
+      </w:pPr>
+      <w:r>
+        <w:t>Faz requisições HTTP a um endpoint da aplicação.</w:t>
+      </w:r>
+    </w:p>
+    <w:p>
+      <w:pPr>
+        <w:jc w:val="both"/>
+      </w:pPr>
+      <w:r>
+        <w:t>Exemplo:</w:t>
+      </w:r>
+    </w:p>
+    <w:p>
+      <w:pPr>
+        <w:jc w:val="both"/>
+      </w:pPr>
+      <w:r>
+        <w:drawing>
+          <wp:inline distT="0" distB="0" distL="0" distR="0" wp14:anchorId="1808B75F" wp14:editId="216F6AC4">
+            <wp:extent cx="3677163" cy="1524213"/>
+            <wp:effectExtent l="0" t="0" r="0" b="0"/>
+            <wp:docPr id="1168038734" name="Imagem 1"/>
+            <wp:cNvGraphicFramePr>
+              <a:graphicFrameLocks xmlns:a="http://schemas.openxmlformats.org/drawingml/2006/main" noChangeAspect="1"/>
+            </wp:cNvGraphicFramePr>
+            <a:graphic xmlns:a="http://schemas.openxmlformats.org/drawingml/2006/main">
+              <a:graphicData uri="http://schemas.openxmlformats.org/drawingml/2006/picture">
+                <pic:pic xmlns:pic="http://schemas.openxmlformats.org/drawingml/2006/picture">
+                  <pic:nvPicPr>
+                    <pic:cNvPr id="1168038734" name=""/>
+                    <pic:cNvPicPr/>
+                  </pic:nvPicPr>
+                  <pic:blipFill>
+                    <a:blip r:embed="rId68"/>
+                    <a:stretch>
+                      <a:fillRect/>
+                    </a:stretch>
+                  </pic:blipFill>
+                  <pic:spPr>
+                    <a:xfrm>
+                      <a:off x="0" y="0"/>
+                      <a:ext cx="3677163" cy="1524213"/>
+                    </a:xfrm>
+                    <a:prstGeom prst="rect">
+                      <a:avLst/>
+                    </a:prstGeom>
+                  </pic:spPr>
+                </pic:pic>
+              </a:graphicData>
+            </a:graphic>
+          </wp:inline>
+        </w:drawing>
+      </w:r>
+    </w:p>
+    <w:p>
+      <w:pPr>
+        <w:jc w:val="both"/>
+      </w:pPr>
+      <w:r>
+        <w:t>Se a resposta não for 2xx, o contêiner é considerado não saudável.</w:t>
+      </w:r>
+    </w:p>
+    <w:p>
+      <w:pPr>
+        <w:jc w:val="both"/>
+      </w:pPr>
+    </w:p>
+    <w:p>
+      <w:pPr>
+        <w:jc w:val="both"/>
+      </w:pPr>
+      <w:r>
+        <w:t>TCP Socket Probe</w:t>
+      </w:r>
+    </w:p>
+    <w:p>
+      <w:pPr>
+        <w:jc w:val="both"/>
+      </w:pPr>
+      <w:r>
+        <w:t>Verifica se uma porta TCP está aberta.</w:t>
+      </w:r>
+    </w:p>
+    <w:p>
+      <w:pPr>
+        <w:jc w:val="both"/>
+      </w:pPr>
+      <w:r>
+        <w:drawing>
+          <wp:inline distT="0" distB="0" distL="0" distR="0" wp14:anchorId="5B5CCC3C" wp14:editId="12140B8B">
+            <wp:extent cx="3153215" cy="1247949"/>
+            <wp:effectExtent l="0" t="0" r="9525" b="9525"/>
+            <wp:docPr id="689787093" name="Imagem 1"/>
+            <wp:cNvGraphicFramePr>
+              <a:graphicFrameLocks xmlns:a="http://schemas.openxmlformats.org/drawingml/2006/main" noChangeAspect="1"/>
+            </wp:cNvGraphicFramePr>
+            <a:graphic xmlns:a="http://schemas.openxmlformats.org/drawingml/2006/main">
+              <a:graphicData uri="http://schemas.openxmlformats.org/drawingml/2006/picture">
+                <pic:pic xmlns:pic="http://schemas.openxmlformats.org/drawingml/2006/picture">
+                  <pic:nvPicPr>
+                    <pic:cNvPr id="689787093" name=""/>
+                    <pic:cNvPicPr/>
+                  </pic:nvPicPr>
+                  <pic:blipFill>
+                    <a:blip r:embed="rId69"/>
+                    <a:stretch>
+                      <a:fillRect/>
+                    </a:stretch>
+                  </pic:blipFill>
+                  <pic:spPr>
+                    <a:xfrm>
+                      <a:off x="0" y="0"/>
+                      <a:ext cx="3153215" cy="1247949"/>
+                    </a:xfrm>
+                    <a:prstGeom prst="rect">
+                      <a:avLst/>
+                    </a:prstGeom>
+                  </pic:spPr>
+                </pic:pic>
+              </a:graphicData>
+            </a:graphic>
+          </wp:inline>
+        </w:drawing>
+      </w:r>
+    </w:p>
+    <w:p>
+      <w:pPr>
+        <w:jc w:val="both"/>
+      </w:pPr>
+    </w:p>
+    <w:p>
+      <w:pPr>
+        <w:jc w:val="both"/>
+      </w:pPr>
+      <w:r>
+        <w:t>initialDelaySeconds: tempo de espera antes da primeira checagem (evita falsos negativos durante o startup).</w:t>
+      </w:r>
+    </w:p>
+    <w:p>
+      <w:pPr>
+        <w:jc w:val="both"/>
+      </w:pPr>
+      <w:r>
+        <w:t>periodSeconds: intervalo entre verificações.</w:t>
+      </w:r>
+    </w:p>
+    <w:p>
+      <w:pPr>
+        <w:jc w:val="both"/>
+      </w:pPr>
+      <w:r>
+        <w:t>Impacto direto: se mal configurado, pode causar reinícios desnecessários e instabilidade.</w:t>
+      </w:r>
+    </w:p>
+    <w:p>
+      <w:pPr>
+        <w:jc w:val="both"/>
+      </w:pPr>
+      <w:r>
+        <w:lastRenderedPageBreak/>
+        <w:t>Boa prática: sempre alinhar o probe com a lógica de saúde real da aplicação (ex.: endpoint /health).</w:t>
+      </w:r>
+    </w:p>
+    <w:p>
+      <w:pPr>
+        <w:jc w:val="both"/>
+      </w:pPr>
+    </w:p>
+    <w:p>
+      <w:pPr>
+        <w:jc w:val="both"/>
+      </w:pPr>
+      <w:r>
+        <w:t>Foi criado um novo yaml – deployment-liveness.yaml:</w:t>
+      </w:r>
+    </w:p>
+    <w:p>
+      <w:pPr>
+        <w:jc w:val="both"/>
+      </w:pPr>
+      <w:hyperlink r:id="rId70" w:history="1">
+        <w:r>
+          <w:rPr>
+            <w:rStyle w:val="Hyperlink"/>
+          </w:rPr>
+          <w:t>full_cycle_kubernetes/fc_3/k8s/4-objetos-de-configuracao/deployment-liveness.yaml at master · danilocsf/full_cycle_kubernetes</w:t>
+        </w:r>
+      </w:hyperlink>
+    </w:p>
+    <w:p>
+      <w:pPr>
+        <w:jc w:val="both"/>
+      </w:pPr>
+      <w:r>
+        <w:t xml:space="preserve">Foi adicionada a configuração do Liveness nas configruações do container. Nestas configurações será passado um path de onde será feita a verificação e a porta do container.  </w:t>
+      </w:r>
+    </w:p>
+    <w:p>
+      <w:pPr>
+        <w:jc w:val="both"/>
+      </w:pPr>
+      <w:r>
+        <w:t xml:space="preserve">O periodSeconds indica de quanto em quanto tempo a verificação será feita. </w:t>
+      </w:r>
+      <w:r>
+        <w:br/>
+      </w:r>
+    </w:p>
+    <w:p>
+      <w:pPr>
+        <w:jc w:val="both"/>
+      </w:pPr>
+      <w:r>
+        <w:t xml:space="preserve">O </w:t>
+      </w:r>
+      <w:r>
+        <w:t>failureThreshold</w:t>
+      </w:r>
+      <w:r>
+        <w:t xml:space="preserve"> indica o número de vezes que o Liveness deve encontrar erro antes de reiniciar o container. </w:t>
+      </w:r>
+    </w:p>
+    <w:p>
+      <w:pPr>
+        <w:jc w:val="both"/>
+      </w:pPr>
+    </w:p>
+    <w:p>
+      <w:pPr>
+        <w:jc w:val="both"/>
+      </w:pPr>
+      <w:r>
+        <w:t xml:space="preserve">O parâmetro timeoutSeconds define o tempo máximo de espera pela resposta da requisição.  </w:t>
+      </w:r>
+    </w:p>
+    <w:p>
+      <w:pPr>
+        <w:jc w:val="both"/>
+      </w:pPr>
+      <w:r>
+        <w:t>Quando o Kubernetes realiza uma chamada para a URL configurada, essa resposta pode levar algum tempo. Se a aplicação não responder dentro do limite estabelecido, o probe será considerado como falho.</w:t>
+      </w:r>
+    </w:p>
+    <w:p>
+      <w:pPr>
+        <w:jc w:val="both"/>
+      </w:pPr>
+      <w:r>
+        <w:t>Esse ponto merece atenção porque, em alguns cenários, o teste verifica apenas se o webserver está ativo; em outros, pode ser configurado para avaliar a saúde do sistema de forma integrada. Por exemplo, é possível checar se o serviço consegue acessar o banco de dados, realizando um checkup mais abrangente.</w:t>
+      </w:r>
+    </w:p>
+    <w:p>
+      <w:pPr>
+        <w:jc w:val="both"/>
+      </w:pPr>
+      <w:r>
+        <w:t>Em verificações mais completas, há dependências adicionais envolvidas, o que naturalmente pode aumentar o tempo de resposta. Por isso, é importante ajustar o timeoutSeconds de acordo com a complexidade da checagem, evitando falsos positivos ou reinícios desnecessários.</w:t>
+      </w:r>
+    </w:p>
+    <w:p>
+      <w:pPr>
+        <w:jc w:val="both"/>
+      </w:pPr>
+    </w:p>
+    <w:p>
+      <w:pPr>
+        <w:jc w:val="both"/>
+      </w:pPr>
+      <w:r>
+        <w:t xml:space="preserve">O </w:t>
+      </w:r>
+      <w:r>
+        <w:t>successThreshold</w:t>
+      </w:r>
+      <w:r>
+        <w:t xml:space="preserve"> indica quantas </w:t>
+      </w:r>
+      <w:r>
+        <w:t>vezes consecutivas o probe precisa ter sucesso para considerar que o contêiner está saudável novamente.</w:t>
+      </w:r>
+    </w:p>
+    <w:p>
+      <w:pPr>
+        <w:jc w:val="both"/>
+      </w:pPr>
+      <w:r>
+        <w:t>Ele é usado principalmente em conjunto com o Liveness Probe e o Readiness Probe.</w:t>
+      </w:r>
+      <w:r>
+        <w:br/>
+        <w:t>I</w:t>
+      </w:r>
+      <w:r>
+        <w:t>magine que o contêiner falhou em uma verificação de liveness.</w:t>
+      </w:r>
+    </w:p>
+    <w:p>
+      <w:pPr>
+        <w:jc w:val="both"/>
+      </w:pPr>
+      <w:r>
+        <w:lastRenderedPageBreak/>
+        <w:t>O Kubernetes continuará testando em intervalos definidos (periodSeconds).</w:t>
+      </w:r>
+      <w:r>
+        <w:t xml:space="preserve"> </w:t>
+      </w:r>
+      <w:r>
+        <w:t>Se o número de sucessos consecutivos atingir o valor configurado em successThreshold, o contêiner volta a ser considerado saudável.</w:t>
+      </w:r>
+    </w:p>
+    <w:p>
+      <w:pPr>
+        <w:jc w:val="both"/>
+      </w:pPr>
+    </w:p>
+    <w:p>
+      <w:pPr>
+        <w:spacing w:after="0" w:line="240" w:lineRule="auto"/>
+        <w:jc w:val="both"/>
+      </w:pPr>
+      <w:r>
+        <w:t> spec:</w:t>
+      </w:r>
+    </w:p>
+    <w:p>
+      <w:pPr>
+        <w:spacing w:after="0" w:line="240" w:lineRule="auto"/>
+        <w:jc w:val="both"/>
+      </w:pPr>
+      <w:r>
+        <w:t>      containers:</w:t>
+      </w:r>
+    </w:p>
+    <w:p>
+      <w:pPr>
+        <w:spacing w:after="0" w:line="240" w:lineRule="auto"/>
+        <w:jc w:val="both"/>
+      </w:pPr>
+      <w:r>
+        <w:t>        - name: goserver</w:t>
+      </w:r>
+    </w:p>
+    <w:p>
+      <w:pPr>
+        <w:spacing w:after="0" w:line="240" w:lineRule="auto"/>
+        <w:jc w:val="both"/>
+      </w:pPr>
+      <w:r>
+        <w:t>          image: "daniloferreira/hello-go:v6.1"</w:t>
+      </w:r>
+    </w:p>
+    <w:p>
+      <w:pPr>
+        <w:spacing w:after="0" w:line="240" w:lineRule="auto"/>
+        <w:jc w:val="both"/>
+      </w:pPr>
+      <w:r>
+        <w:t>          imagePullPolicy: IfNotPresent</w:t>
+      </w:r>
+    </w:p>
+    <w:p>
+      <w:pPr>
+        <w:spacing w:after="0" w:line="240" w:lineRule="auto"/>
+        <w:jc w:val="both"/>
+      </w:pPr>
+      <w:r>
+        <w:t xml:space="preserve">          </w:t>
+      </w:r>
+    </w:p>
+    <w:p>
+      <w:pPr>
+        <w:spacing w:after="0" w:line="240" w:lineRule="auto"/>
+        <w:jc w:val="both"/>
+      </w:pPr>
+      <w:r>
+        <w:t xml:space="preserve">         </w:t>
+      </w:r>
+      <w:r>
+        <w:t> livenessProbe:</w:t>
+      </w:r>
+    </w:p>
+    <w:p>
+      <w:pPr>
+        <w:spacing w:after="0" w:line="240" w:lineRule="auto"/>
+        <w:jc w:val="both"/>
+      </w:pPr>
+      <w:r>
+        <w:t>            httpGet:</w:t>
+      </w:r>
+    </w:p>
+    <w:p>
+      <w:pPr>
+        <w:spacing w:after="0" w:line="240" w:lineRule="auto"/>
+        <w:jc w:val="both"/>
+      </w:pPr>
+      <w:r>
+        <w:t>              path: /healthz</w:t>
+      </w:r>
+    </w:p>
+    <w:p>
+      <w:pPr>
+        <w:spacing w:after="0" w:line="240" w:lineRule="auto"/>
+        <w:jc w:val="both"/>
+      </w:pPr>
+      <w:r>
+        <w:t>              port: 8000</w:t>
+      </w:r>
+    </w:p>
+    <w:p>
+      <w:pPr>
+        <w:spacing w:after="0" w:line="240" w:lineRule="auto"/>
+        <w:jc w:val="both"/>
+      </w:pPr>
+      <w:r>
+        <w:t>            periodSeconds: 5</w:t>
+      </w:r>
+    </w:p>
+    <w:p>
+      <w:pPr>
+        <w:spacing w:after="0" w:line="240" w:lineRule="auto"/>
+        <w:jc w:val="both"/>
+      </w:pPr>
+      <w:r>
+        <w:t>            failureThreshold: 1</w:t>
+      </w:r>
+    </w:p>
+    <w:p>
+      <w:pPr>
+        <w:spacing w:after="0" w:line="240" w:lineRule="auto"/>
+        <w:jc w:val="both"/>
+      </w:pPr>
+      <w:r>
+        <w:t>            timeoutSeconds: 1</w:t>
+      </w:r>
+    </w:p>
+    <w:p>
+      <w:pPr>
+        <w:spacing w:after="0" w:line="240" w:lineRule="auto"/>
+        <w:jc w:val="both"/>
+      </w:pPr>
+      <w:r>
+        <w:t>            successThreshold: 1</w:t>
+      </w:r>
+    </w:p>
+    <w:p>
+      <w:pPr>
+        <w:spacing w:after="0" w:line="240" w:lineRule="auto"/>
+        <w:jc w:val="both"/>
+      </w:pPr>
+    </w:p>
+    <w:p>
+      <w:pPr>
+        <w:spacing w:after="0" w:line="240" w:lineRule="auto"/>
+        <w:jc w:val="both"/>
+      </w:pPr>
+      <w:r>
+        <w:t>Delete o deploy:</w:t>
+      </w:r>
+    </w:p>
+    <w:p>
+      <w:pPr>
+        <w:pStyle w:val="PargrafodaLista"/>
+        <w:numPr>
+          <w:ilvl w:val="0"/>
+          <w:numId w:val="3"/>
+        </w:numPr>
+        <w:spacing w:after="0" w:line="240" w:lineRule="auto"/>
+        <w:jc w:val="both"/>
+      </w:pPr>
+      <w:r>
+        <w:t>kubectl delete deploy goserver</w:t>
+      </w:r>
+    </w:p>
+    <w:p>
+      <w:pPr>
+        <w:spacing w:after="0" w:line="240" w:lineRule="auto"/>
+        <w:jc w:val="both"/>
+      </w:pPr>
+    </w:p>
+    <w:p>
+      <w:pPr>
+        <w:spacing w:after="0" w:line="240" w:lineRule="auto"/>
+        <w:jc w:val="both"/>
+      </w:pPr>
+      <w:r>
+        <w:t>Aplique o novo deployment e observe:</w:t>
+      </w:r>
+    </w:p>
+    <w:p>
+      <w:pPr>
+        <w:pStyle w:val="PargrafodaLista"/>
+        <w:numPr>
+          <w:ilvl w:val="0"/>
+          <w:numId w:val="3"/>
+        </w:numPr>
+        <w:spacing w:after="0" w:line="240" w:lineRule="auto"/>
+        <w:jc w:val="both"/>
+      </w:pPr>
+      <w:r>
+        <w:t xml:space="preserve">kubectl apply -f </w:t>
+      </w:r>
+      <w:r>
+        <w:t>deployment-liveness.yaml</w:t>
+      </w:r>
+      <w:r>
+        <w:t xml:space="preserve"> &amp;&amp; watch -n1 kubectl get pods</w:t>
+      </w:r>
+    </w:p>
+    <w:p>
+      <w:pPr>
+        <w:jc w:val="both"/>
+      </w:pPr>
+    </w:p>
+    <w:p>
+      <w:pPr>
+        <w:jc w:val="both"/>
+      </w:pPr>
+      <w:r>
+        <w:drawing>
+          <wp:inline distT="0" distB="0" distL="0" distR="0" wp14:anchorId="5BCE74AE" wp14:editId="1A5F1A92">
+            <wp:extent cx="4801270" cy="1390844"/>
+            <wp:effectExtent l="0" t="0" r="0" b="0"/>
+            <wp:docPr id="1118727290" name="Imagem 1"/>
+            <wp:cNvGraphicFramePr>
+              <a:graphicFrameLocks xmlns:a="http://schemas.openxmlformats.org/drawingml/2006/main" noChangeAspect="1"/>
+            </wp:cNvGraphicFramePr>
+            <a:graphic xmlns:a="http://schemas.openxmlformats.org/drawingml/2006/main">
+              <a:graphicData uri="http://schemas.openxmlformats.org/drawingml/2006/picture">
+                <pic:pic xmlns:pic="http://schemas.openxmlformats.org/drawingml/2006/picture">
+                  <pic:nvPicPr>
+                    <pic:cNvPr id="1118727290" name=""/>
+                    <pic:cNvPicPr/>
+                  </pic:nvPicPr>
+                  <pic:blipFill>
+                    <a:blip r:embed="rId71"/>
+                    <a:stretch>
+                      <a:fillRect/>
+                    </a:stretch>
+                  </pic:blipFill>
+                  <pic:spPr>
+                    <a:xfrm>
+                      <a:off x="0" y="0"/>
+                      <a:ext cx="4801270" cy="1390844"/>
+                    </a:xfrm>
+                    <a:prstGeom prst="rect">
+                      <a:avLst/>
+                    </a:prstGeom>
+                  </pic:spPr>
+                </pic:pic>
+              </a:graphicData>
+            </a:graphic>
+          </wp:inline>
+        </w:drawing>
+      </w:r>
+    </w:p>
+    <w:p>
+      <w:pPr>
+        <w:jc w:val="both"/>
+      </w:pPr>
+      <w:r>
+        <w:t>Após 25 segundos observe que o Kuberntes irá reiniciar o POD:</w:t>
+      </w:r>
+    </w:p>
+    <w:p>
+      <w:pPr>
+        <w:jc w:val="both"/>
+      </w:pPr>
+      <w:r>
+        <w:br/>
+      </w:r>
+      <w:r>
+        <w:drawing>
+          <wp:inline distT="0" distB="0" distL="0" distR="0" wp14:anchorId="547ACDB0" wp14:editId="667434FD">
+            <wp:extent cx="5400040" cy="1268095"/>
+            <wp:effectExtent l="0" t="0" r="0" b="8255"/>
+            <wp:docPr id="315525168" name="Imagem 1"/>
+            <wp:cNvGraphicFramePr>
+              <a:graphicFrameLocks xmlns:a="http://schemas.openxmlformats.org/drawingml/2006/main" noChangeAspect="1"/>
+            </wp:cNvGraphicFramePr>
+            <a:graphic xmlns:a="http://schemas.openxmlformats.org/drawingml/2006/main">
+              <a:graphicData uri="http://schemas.openxmlformats.org/drawingml/2006/picture">
+                <pic:pic xmlns:pic="http://schemas.openxmlformats.org/drawingml/2006/picture">
+                  <pic:nvPicPr>
+                    <pic:cNvPr id="315525168" name=""/>
+                    <pic:cNvPicPr/>
+                  </pic:nvPicPr>
+                  <pic:blipFill>
+                    <a:blip r:embed="rId72"/>
+                    <a:stretch>
+                      <a:fillRect/>
+                    </a:stretch>
+                  </pic:blipFill>
+                  <pic:spPr>
+                    <a:xfrm>
+                      <a:off x="0" y="0"/>
+                      <a:ext cx="5400040" cy="1268095"/>
+                    </a:xfrm>
+                    <a:prstGeom prst="rect">
+                      <a:avLst/>
+                    </a:prstGeom>
+                  </pic:spPr>
+                </pic:pic>
+              </a:graphicData>
+            </a:graphic>
+          </wp:inline>
+        </w:drawing>
+      </w:r>
+    </w:p>
+    <w:p>
+      <w:pPr>
+        <w:jc w:val="both"/>
+      </w:pPr>
+    </w:p>
+    <w:p>
+      <w:pPr>
+        <w:jc w:val="both"/>
+      </w:pPr>
+      <w:r>
+        <w:lastRenderedPageBreak/>
+        <w:t>Observando o histórico do POD:</w:t>
+      </w:r>
+    </w:p>
+    <w:p>
+      <w:pPr>
+        <w:pStyle w:val="PargrafodaLista"/>
+        <w:numPr>
+          <w:ilvl w:val="0"/>
+          <w:numId w:val="3"/>
+        </w:numPr>
+        <w:jc w:val="both"/>
+      </w:pPr>
+      <w:r>
+        <w:t>kubectl describe pods</w:t>
+      </w:r>
+    </w:p>
+    <w:p>
+      <w:pPr>
+        <w:jc w:val="both"/>
+      </w:pPr>
+      <w:r>
+        <w:drawing>
+          <wp:inline distT="0" distB="0" distL="0" distR="0" wp14:anchorId="34DD49A4" wp14:editId="386B855F">
+            <wp:extent cx="5400040" cy="1795145"/>
+            <wp:effectExtent l="0" t="0" r="0" b="0"/>
+            <wp:docPr id="1581366753" name="Imagem 1"/>
+            <wp:cNvGraphicFramePr>
+              <a:graphicFrameLocks xmlns:a="http://schemas.openxmlformats.org/drawingml/2006/main" noChangeAspect="1"/>
+            </wp:cNvGraphicFramePr>
+            <a:graphic xmlns:a="http://schemas.openxmlformats.org/drawingml/2006/main">
+              <a:graphicData uri="http://schemas.openxmlformats.org/drawingml/2006/picture">
+                <pic:pic xmlns:pic="http://schemas.openxmlformats.org/drawingml/2006/picture">
+                  <pic:nvPicPr>
+                    <pic:cNvPr id="1581366753" name=""/>
+                    <pic:cNvPicPr/>
+                  </pic:nvPicPr>
+                  <pic:blipFill>
+                    <a:blip r:embed="rId73"/>
+                    <a:stretch>
+                      <a:fillRect/>
+                    </a:stretch>
+                  </pic:blipFill>
+                  <pic:spPr>
+                    <a:xfrm>
+                      <a:off x="0" y="0"/>
+                      <a:ext cx="5400040" cy="1795145"/>
+                    </a:xfrm>
+                    <a:prstGeom prst="rect">
+                      <a:avLst/>
+                    </a:prstGeom>
+                  </pic:spPr>
+                </pic:pic>
+              </a:graphicData>
+            </a:graphic>
+          </wp:inline>
+        </w:drawing>
+      </w:r>
+    </w:p>
+    <w:p/>
+    <w:p>
+      <w:pPr>
+        <w:pStyle w:val="Ttulo2"/>
+      </w:pPr>
+      <w:r>
+        <w:t>Entendendo o Readiness</w:t>
+      </w:r>
+    </w:p>
+    <w:p>
+      <w:pPr>
+        <w:jc w:val="both"/>
+      </w:pPr>
+      <w:r>
+        <w:t>No Kubernetes, o Readiness Probe é o mecanismo que verifica se um contêiner está pronto para receber tráfego.</w:t>
+      </w:r>
+      <w:r>
+        <w:t xml:space="preserve"> O</w:t>
+      </w:r>
+      <w:r>
+        <w:t xml:space="preserve"> Readiness Probe é essencial para garantir que apenas Pods realmente prontos recebam tráfego, evitando erros e melhorando a experiência dos usuários.</w:t>
+      </w:r>
+    </w:p>
+    <w:p>
+      <w:pPr>
+        <w:jc w:val="both"/>
+      </w:pPr>
+      <w:r>
+        <w:t>Algumas vezes. No momento em que a aplicação sobe, ela não está 100% pronta. Os processos podem estar rodando, como por exemplo uma carga ou outro processo que pode demorar. Esta aplicação não deve receber tráfego enquanto não está 100% pronta.</w:t>
+      </w:r>
+    </w:p>
+    <w:p>
+      <w:pPr>
+        <w:jc w:val="both"/>
+      </w:pPr>
+    </w:p>
+    <w:p>
+      <w:pPr>
+        <w:jc w:val="both"/>
+      </w:pPr>
+      <w:r>
+        <w:t>Diferença em relação ao Liveness</w:t>
+      </w:r>
+      <w:r>
+        <w:t>:</w:t>
+      </w:r>
+    </w:p>
+    <w:p>
+      <w:pPr>
+        <w:jc w:val="both"/>
+      </w:pPr>
+      <w:r>
+        <w:t>Liveness Probe: garante que o contêiner está vivo; se falhar, o Kubernetes reinicia o contêiner.</w:t>
+      </w:r>
+    </w:p>
+    <w:p>
+      <w:pPr>
+        <w:jc w:val="both"/>
+      </w:pPr>
+      <w:r>
+        <w:t>Readiness Probe: garante que o contêiner está pronto para atender requisições; se falhar, o Kubernetes não reinicia o contêiner, apenas o remove temporariamente do Service para que não receba tráfego até se recuperar.</w:t>
+      </w:r>
+    </w:p>
+    <w:p>
+      <w:pPr>
+        <w:jc w:val="both"/>
+      </w:pPr>
+    </w:p>
+    <w:p>
+      <w:pPr>
+        <w:jc w:val="both"/>
+      </w:pPr>
+      <w:r>
+        <w:t>Funcionamento</w:t>
+      </w:r>
+      <w:r>
+        <w:t>:</w:t>
+      </w:r>
+    </w:p>
+    <w:p>
+      <w:pPr>
+        <w:jc w:val="both"/>
+      </w:pPr>
+      <w:r>
+        <w:t>O kubelet executa o probe periodicamente.</w:t>
+      </w:r>
+    </w:p>
+    <w:p>
+      <w:pPr>
+        <w:jc w:val="both"/>
+      </w:pPr>
+      <w:r>
+        <w:t>Se o probe falhar, o endpoint do Pod é removido do Service e não recebe requisições.</w:t>
+      </w:r>
+    </w:p>
+    <w:p>
+      <w:pPr>
+        <w:jc w:val="both"/>
+      </w:pPr>
+      <w:r>
+        <w:t>Quando o probe volta a ter sucesso, o Pod é reinserido no Service e passa a receber tráfego novamente.</w:t>
+      </w:r>
+    </w:p>
+    <w:p>
+      <w:pPr>
+        <w:jc w:val="both"/>
+      </w:pPr>
+    </w:p>
+    <w:p>
+      <w:pPr>
+        <w:jc w:val="both"/>
+      </w:pPr>
+      <w:r>
+        <w:lastRenderedPageBreak/>
+        <w:t>Formas de Configuração</w:t>
+      </w:r>
+      <w:r>
+        <w:t>:</w:t>
+      </w:r>
+    </w:p>
+    <w:p>
+      <w:pPr>
+        <w:jc w:val="both"/>
+      </w:pPr>
+      <w:r>
+        <w:t>Assim como o liveness, o readiness pode ser configurado de três formas:</w:t>
+      </w:r>
+    </w:p>
+    <w:p>
+      <w:pPr>
+        <w:jc w:val="both"/>
+      </w:pPr>
+      <w:r>
+        <w:t>Exec Probe: executa um comando dentro do contêiner.</w:t>
+      </w:r>
+    </w:p>
+    <w:p>
+      <w:pPr>
+        <w:jc w:val="both"/>
+      </w:pPr>
+      <w:r>
+        <w:t>HTTP GET Probe: faz uma requisição HTTP a um endpoint de saúde.</w:t>
+      </w:r>
+    </w:p>
+    <w:p>
+      <w:pPr>
+        <w:jc w:val="both"/>
+      </w:pPr>
+      <w:r>
+        <w:t>TCP Socket Probe: verifica se uma porta está aberta.</w:t>
+      </w:r>
+    </w:p>
+    <w:p>
+      <w:pPr>
+        <w:jc w:val="both"/>
+      </w:pPr>
+      <w:r>
+        <w:t>Exemplo com HTTP GET:</w:t>
+      </w:r>
+    </w:p>
+    <w:p>
+      <w:pPr>
+        <w:jc w:val="both"/>
+      </w:pPr>
+      <w:r>
+        <w:drawing>
+          <wp:inline distT="0" distB="0" distL="0" distR="0" wp14:anchorId="4BDF0F9B" wp14:editId="47669BE7">
+            <wp:extent cx="2867425" cy="1467055"/>
+            <wp:effectExtent l="0" t="0" r="0" b="0"/>
+            <wp:docPr id="1210023850" name="Imagem 1"/>
+            <wp:cNvGraphicFramePr>
+              <a:graphicFrameLocks xmlns:a="http://schemas.openxmlformats.org/drawingml/2006/main" noChangeAspect="1"/>
+            </wp:cNvGraphicFramePr>
+            <a:graphic xmlns:a="http://schemas.openxmlformats.org/drawingml/2006/main">
+              <a:graphicData uri="http://schemas.openxmlformats.org/drawingml/2006/picture">
+                <pic:pic xmlns:pic="http://schemas.openxmlformats.org/drawingml/2006/picture">
+                  <pic:nvPicPr>
+                    <pic:cNvPr id="1210023850" name=""/>
+                    <pic:cNvPicPr/>
+                  </pic:nvPicPr>
+                  <pic:blipFill>
+                    <a:blip r:embed="rId74"/>
+                    <a:stretch>
+                      <a:fillRect/>
+                    </a:stretch>
+                  </pic:blipFill>
+                  <pic:spPr>
+                    <a:xfrm>
+                      <a:off x="0" y="0"/>
+                      <a:ext cx="2867425" cy="1467055"/>
+                    </a:xfrm>
+                    <a:prstGeom prst="rect">
+                      <a:avLst/>
+                    </a:prstGeom>
+                  </pic:spPr>
+                </pic:pic>
+              </a:graphicData>
+            </a:graphic>
+          </wp:inline>
+        </w:drawing>
+      </w:r>
+    </w:p>
+    <w:p>
+      <w:pPr>
+        <w:jc w:val="both"/>
+      </w:pPr>
+    </w:p>
+    <w:p>
+      <w:pPr>
+        <w:jc w:val="both"/>
+      </w:pPr>
+      <w:r>
+        <w:t>initialDelaySeconds: tempo de espera antes da primeira checagem.</w:t>
+      </w:r>
+    </w:p>
+    <w:p>
+      <w:pPr>
+        <w:jc w:val="both"/>
+      </w:pPr>
+      <w:r>
+        <w:t>failureThreshold: número de falhas consecutivas antes de considerar o Pod não pronto.</w:t>
+      </w:r>
+    </w:p>
+    <w:p>
+      <w:pPr>
+        <w:jc w:val="both"/>
+      </w:pPr>
+      <w:r>
+        <w:t>successThreshold: número de sucessos consecutivos necessários para voltar a ser considerado pronto.</w:t>
+      </w:r>
+    </w:p>
+    <w:p>
+      <w:pPr>
+        <w:jc w:val="both"/>
+      </w:pPr>
+      <w:r>
+        <w:t>Uso prático: muito útil em aplicações que precisam carregar dados, inicializar conexões com banco de dados ou serviços externos antes de começar a atender requisições.</w:t>
+      </w:r>
+    </w:p>
+    <w:p>
+      <w:pPr>
+        <w:jc w:val="both"/>
+      </w:pPr>
+    </w:p>
+    <w:p>
+      <w:pPr>
+        <w:jc w:val="both"/>
+      </w:pPr>
+      <w:r>
+        <w:t xml:space="preserve">Para testarmos, a função </w:t>
+      </w:r>
+      <w:r>
+        <w:t>Healthz</w:t>
+      </w:r>
+      <w:r>
+        <w:t>2 foi criada n</w:t>
+      </w:r>
+      <w:r>
+        <w:t>o serve</w:t>
+      </w:r>
+      <w:r>
+        <w:t>r</w:t>
+      </w:r>
+      <w:r>
+        <w:t>.go:</w:t>
+      </w:r>
+    </w:p>
+    <w:p>
+      <w:pPr>
+        <w:spacing w:after="0" w:line="240" w:lineRule="auto"/>
+        <w:jc w:val="both"/>
+      </w:pPr>
+      <w:r>
+        <w:t>func Healthz2(w http.ResponseWriter, r *http.Request) {</w:t>
+      </w:r>
+    </w:p>
+    <w:p>
+      <w:pPr>
+        <w:spacing w:after="0" w:line="240" w:lineRule="auto"/>
+        <w:jc w:val="both"/>
+      </w:pPr>
+      <w:r>
+        <w:tab/>
+        <w:t>duration := time.Since(startedAt)</w:t>
+      </w:r>
+    </w:p>
+    <w:p>
+      <w:pPr>
+        <w:spacing w:after="0" w:line="240" w:lineRule="auto"/>
+        <w:jc w:val="both"/>
+      </w:pPr>
+      <w:r>
+        <w:tab/>
+        <w:t>if duration.Seconds() &lt; 1</w:t>
+      </w:r>
+      <w:r>
+        <w:t>5</w:t>
+      </w:r>
+      <w:r>
+        <w:t xml:space="preserve"> {</w:t>
+      </w:r>
+    </w:p>
+    <w:p>
+      <w:pPr>
+        <w:spacing w:after="0" w:line="240" w:lineRule="auto"/>
+        <w:jc w:val="both"/>
+      </w:pPr>
+      <w:r>
+        <w:tab/>
+      </w:r>
+      <w:r>
+        <w:tab/>
+        <w:t>w.WriteHeader(500)</w:t>
+      </w:r>
+    </w:p>
+    <w:p>
+      <w:pPr>
+        <w:spacing w:after="0" w:line="240" w:lineRule="auto"/>
+        <w:jc w:val="both"/>
+      </w:pPr>
+      <w:r>
+        <w:tab/>
+      </w:r>
+      <w:r>
+        <w:tab/>
+        <w:t>w.Write([]byte(fmt.Sprintf("Duration: %v", duration.Seconds())))</w:t>
+      </w:r>
+    </w:p>
+    <w:p>
+      <w:pPr>
+        <w:spacing w:after="0" w:line="240" w:lineRule="auto"/>
+        <w:jc w:val="both"/>
+      </w:pPr>
+      <w:r>
+        <w:tab/>
+        <w:t>} else {</w:t>
+      </w:r>
+    </w:p>
+    <w:p>
+      <w:pPr>
+        <w:spacing w:after="0" w:line="240" w:lineRule="auto"/>
+        <w:jc w:val="both"/>
+      </w:pPr>
+      <w:r>
+        <w:tab/>
+      </w:r>
+      <w:r>
+        <w:tab/>
+        <w:t>w.WriteHeader(200)</w:t>
+      </w:r>
+    </w:p>
+    <w:p>
+      <w:pPr>
+        <w:spacing w:after="0" w:line="240" w:lineRule="auto"/>
+        <w:jc w:val="both"/>
+      </w:pPr>
+      <w:r>
+        <w:tab/>
+      </w:r>
+      <w:r>
+        <w:tab/>
+        <w:t>w.Write([]byte("ok"))</w:t>
+      </w:r>
+    </w:p>
+    <w:p>
+      <w:pPr>
+        <w:spacing w:after="0" w:line="240" w:lineRule="auto"/>
+        <w:jc w:val="both"/>
+      </w:pPr>
+      <w:r>
+        <w:tab/>
+        <w:t>}</w:t>
+      </w:r>
+    </w:p>
+    <w:p>
+      <w:pPr>
+        <w:spacing w:after="0" w:line="240" w:lineRule="auto"/>
+        <w:jc w:val="both"/>
+      </w:pPr>
+      <w:r>
+        <w:t>}</w:t>
+      </w:r>
+    </w:p>
+    <w:p>
+      <w:pPr>
+        <w:jc w:val="both"/>
+      </w:pPr>
+    </w:p>
+    <w:p>
+      <w:pPr>
+        <w:jc w:val="both"/>
+      </w:pPr>
+      <w:hyperlink r:id="rId75" w:history="1">
+        <w:r>
+          <w:rPr>
+            <w:rStyle w:val="Hyperlink"/>
+          </w:rPr>
+          <w:t>full_cycle_kubernetes/fc_3/k8s/4-objetos-de-configuracao/server.go at master · danilocsf/full_cycle_kubernetes</w:t>
+        </w:r>
+      </w:hyperlink>
+    </w:p>
+    <w:p>
+      <w:pPr>
+        <w:jc w:val="both"/>
+      </w:pPr>
+      <w:r>
+        <w:lastRenderedPageBreak/>
+        <w:t>Aqui está sendo simulado que a aplicação levará 1</w:t>
+      </w:r>
+      <w:r>
+        <w:t>5</w:t>
+      </w:r>
+      <w:r>
+        <w:t xml:space="preserve"> segundos para subir. Se o tempo for menor que 1</w:t>
+      </w:r>
+      <w:r>
+        <w:t>5</w:t>
+      </w:r>
+      <w:r>
+        <w:t>, significa que a aplicação não está pronta.</w:t>
+      </w:r>
+    </w:p>
+    <w:p>
+      <w:pPr>
+        <w:jc w:val="both"/>
+      </w:pPr>
+      <w:r>
+        <w:t>Enquanto a aplicação não está pronta, não é desejado que o tráfego seja enviado a ela.</w:t>
+      </w:r>
+    </w:p>
+    <w:p/>
+    <w:p>
+      <w:r>
+        <w:t>Gere outra versão:</w:t>
+      </w:r>
+    </w:p>
+    <w:p>
+      <w:pPr>
+        <w:pStyle w:val="PargrafodaLista"/>
+        <w:numPr>
+          <w:ilvl w:val="0"/>
+          <w:numId w:val="3"/>
+        </w:numPr>
+      </w:pPr>
+      <w:r>
+        <w:t>docker build -t daniloferreira/hello-go:v6</w:t>
+      </w:r>
+      <w:r>
+        <w:t>.</w:t>
+      </w:r>
+      <w:r>
+        <w:t>3</w:t>
+      </w:r>
+      <w:r>
+        <w:t xml:space="preserve"> .</w:t>
+      </w:r>
+    </w:p>
+    <w:p>
+      <w:pPr>
+        <w:pStyle w:val="PargrafodaLista"/>
+        <w:numPr>
+          <w:ilvl w:val="0"/>
+          <w:numId w:val="3"/>
+        </w:numPr>
+      </w:pPr>
+      <w:r>
+        <w:t>kind load docker-image daniloferreira/hello-go:v6</w:t>
+      </w:r>
+      <w:r>
+        <w:t>.</w:t>
+      </w:r>
+      <w:r>
+        <w:t>3</w:t>
+      </w:r>
+    </w:p>
+    <w:p>
+      <w:r>
+        <w:t>Crie um novo arquivo deployment-</w:t>
+      </w:r>
+      <w:r>
+        <w:t>readiness</w:t>
+      </w:r>
+      <w:r>
+        <w:t>.yaml com a nova imagem:</w:t>
+      </w:r>
+    </w:p>
+    <w:p>
+      <w:pPr>
+        <w:pStyle w:val="PargrafodaLista"/>
+        <w:numPr>
+          <w:ilvl w:val="0"/>
+          <w:numId w:val="3"/>
+        </w:numPr>
+      </w:pPr>
+      <w:r>
+        <w:t>image: "daniloferreira/hello-go:v6.</w:t>
+      </w:r>
+      <w:r>
+        <w:t>3</w:t>
+      </w:r>
+      <w:r>
+        <w:t>"</w:t>
+      </w:r>
+    </w:p>
+    <w:p>
+      <w:pPr>
+        <w:spacing w:after="0" w:line="240" w:lineRule="auto"/>
+      </w:pPr>
+      <w:r>
+        <w:t>Neste momento, não se deve ter a configuração do liveness e deve-se ter a seguinte configuração de readiness:</w:t>
+      </w:r>
+      <w:r>
+        <w:br/>
+      </w:r>
+      <w:r>
+        <w:t>readinessProbe:</w:t>
+      </w:r>
+    </w:p>
+    <w:p>
+      <w:pPr>
+        <w:spacing w:after="0" w:line="240" w:lineRule="auto"/>
+      </w:pPr>
+      <w:r>
+        <w:t>       httpGet:</w:t>
+      </w:r>
+    </w:p>
+    <w:p>
+      <w:pPr>
+        <w:spacing w:after="0" w:line="240" w:lineRule="auto"/>
+      </w:pPr>
+      <w:r>
+        <w:t>              path: /healthz2</w:t>
+      </w:r>
+    </w:p>
+    <w:p>
+      <w:pPr>
+        <w:spacing w:after="0" w:line="240" w:lineRule="auto"/>
+      </w:pPr>
+      <w:r>
+        <w:t>              port: 8000</w:t>
+      </w:r>
+    </w:p>
+    <w:p>
+      <w:pPr>
+        <w:spacing w:after="0" w:line="240" w:lineRule="auto"/>
+      </w:pPr>
+      <w:r>
+        <w:t>       periodSeconds: 3</w:t>
+      </w:r>
+    </w:p>
+    <w:p>
+      <w:pPr>
+        <w:spacing w:after="0" w:line="240" w:lineRule="auto"/>
+      </w:pPr>
+      <w:r>
+        <w:t>       failureThreshold: 1</w:t>
+      </w:r>
+    </w:p>
+    <w:p>
+      <w:pPr>
+        <w:spacing w:after="0" w:line="240" w:lineRule="auto"/>
+        <w:rPr>
+          <w:u w:val="single"/>
+        </w:rPr>
+      </w:pPr>
+      <w:r>
+        <w:t xml:space="preserve">       </w:t>
+      </w:r>
+      <w:r>
+        <w:t>initialDelaySeconds: 5</w:t>
+      </w:r>
+    </w:p>
+    <w:p>
+      <w:pPr>
+        <w:spacing w:after="0" w:line="240" w:lineRule="auto"/>
+      </w:pPr>
+    </w:p>
+    <w:p>
+      <w:pPr>
+        <w:spacing w:after="0" w:line="240" w:lineRule="auto"/>
+      </w:pPr>
+      <w:hyperlink r:id="rId76" w:history="1">
+        <w:r>
+          <w:rPr>
+            <w:rStyle w:val="Hyperlink"/>
+          </w:rPr>
+          <w:t>full_cycle_kubernetes/fc_3/k8s/4-objetos-de-configuracao/deployment-readiness.yaml at master · danilocsf/full_cycle_kubernetes</w:t>
+        </w:r>
+      </w:hyperlink>
+    </w:p>
+    <w:p>
+      <w:pPr>
+        <w:spacing w:after="0" w:line="240" w:lineRule="auto"/>
+      </w:pPr>
+    </w:p>
+    <w:p>
+      <w:pPr>
+        <w:spacing w:after="0" w:line="240" w:lineRule="auto"/>
+        <w:jc w:val="both"/>
+      </w:pPr>
+      <w:r>
+        <w:t>Delete o deploy:</w:t>
+      </w:r>
+    </w:p>
+    <w:p>
+      <w:pPr>
+        <w:pStyle w:val="PargrafodaLista"/>
+        <w:numPr>
+          <w:ilvl w:val="0"/>
+          <w:numId w:val="3"/>
+        </w:numPr>
+        <w:spacing w:after="0" w:line="240" w:lineRule="auto"/>
+        <w:jc w:val="both"/>
+      </w:pPr>
+      <w:r>
+        <w:t>kubectl delete deploy goserver</w:t>
+      </w:r>
+    </w:p>
+    <w:p>
+      <w:pPr>
+        <w:spacing w:after="0" w:line="240" w:lineRule="auto"/>
+        <w:jc w:val="both"/>
+      </w:pPr>
+    </w:p>
+    <w:p>
+      <w:pPr>
+        <w:spacing w:after="0" w:line="240" w:lineRule="auto"/>
+        <w:jc w:val="both"/>
+      </w:pPr>
+      <w:r>
+        <w:t>Aplique o novo deployment e observe:</w:t>
+      </w:r>
+    </w:p>
+    <w:p>
+      <w:pPr>
+        <w:pStyle w:val="PargrafodaLista"/>
+        <w:numPr>
+          <w:ilvl w:val="0"/>
+          <w:numId w:val="3"/>
+        </w:numPr>
+        <w:spacing w:after="0" w:line="240" w:lineRule="auto"/>
+        <w:jc w:val="both"/>
+      </w:pPr>
+      <w:r>
+        <w:t xml:space="preserve">kubectl apply -f </w:t>
+      </w:r>
+      <w:r>
+        <w:t>deployment-</w:t>
+      </w:r>
+      <w:r>
+        <w:t>readi</w:t>
+      </w:r>
+      <w:r>
+        <w:t>ness.yaml</w:t>
+      </w:r>
+      <w:r>
+        <w:t xml:space="preserve"> &amp;&amp; watch -n1 kubectl get pods</w:t>
+      </w:r>
+    </w:p>
+    <w:p>
+      <w:pPr>
+        <w:rPr>
+          <w:u w:val="single"/>
+        </w:rPr>
+      </w:pPr>
+    </w:p>
+    <w:p>
+      <w:r>
+        <w:t>Observe que inicialmente o con</w:t>
+      </w:r>
+      <w:r>
+        <w:t>t</w:t>
+      </w:r>
+      <w:r>
+        <w:t>ainer está sendo criado, mas não está pronto</w:t>
+      </w:r>
+      <w:r>
+        <w:t>.</w:t>
+      </w:r>
+    </w:p>
+    <w:p/>
+    <w:p>
+      <w:r>
+        <w:drawing>
+          <wp:inline distT="0" distB="0" distL="0" distR="0" wp14:anchorId="32458A97" wp14:editId="30E2A34A">
+            <wp:extent cx="4782217" cy="1571844"/>
+            <wp:effectExtent l="0" t="0" r="0" b="9525"/>
+            <wp:docPr id="866147285" name="Imagem 1"/>
+            <wp:cNvGraphicFramePr>
+              <a:graphicFrameLocks xmlns:a="http://schemas.openxmlformats.org/drawingml/2006/main" noChangeAspect="1"/>
+            </wp:cNvGraphicFramePr>
+            <a:graphic xmlns:a="http://schemas.openxmlformats.org/drawingml/2006/main">
+              <a:graphicData uri="http://schemas.openxmlformats.org/drawingml/2006/picture">
+                <pic:pic xmlns:pic="http://schemas.openxmlformats.org/drawingml/2006/picture">
+                  <pic:nvPicPr>
+                    <pic:cNvPr id="866147285" name=""/>
+                    <pic:cNvPicPr/>
+                  </pic:nvPicPr>
+                  <pic:blipFill>
+                    <a:blip r:embed="rId77"/>
+                    <a:stretch>
+                      <a:fillRect/>
+                    </a:stretch>
+                  </pic:blipFill>
+                  <pic:spPr>
+                    <a:xfrm>
+                      <a:off x="0" y="0"/>
+                      <a:ext cx="4782217" cy="1571844"/>
+                    </a:xfrm>
+                    <a:prstGeom prst="rect">
+                      <a:avLst/>
+                    </a:prstGeom>
+                  </pic:spPr>
+                </pic:pic>
+              </a:graphicData>
+            </a:graphic>
+          </wp:inline>
+        </w:drawing>
+      </w:r>
+    </w:p>
+    <w:p/>
+    <w:p>
+      <w:r>
+        <w:lastRenderedPageBreak/>
+        <w:t>Somente após o tempo configurado de 1</w:t>
+      </w:r>
+      <w:r>
+        <w:t>5</w:t>
+      </w:r>
+      <w:r>
+        <w:t xml:space="preserve"> segundos é que o container fica pronto.</w:t>
+      </w:r>
+    </w:p>
+    <w:p>
+      <w:r>
+        <w:drawing>
+          <wp:inline distT="0" distB="0" distL="0" distR="0" wp14:anchorId="15A0CE1D" wp14:editId="550FF604">
+            <wp:extent cx="4877481" cy="962159"/>
+            <wp:effectExtent l="0" t="0" r="0" b="9525"/>
+            <wp:docPr id="294292843" name="Imagem 1"/>
+            <wp:cNvGraphicFramePr>
+              <a:graphicFrameLocks xmlns:a="http://schemas.openxmlformats.org/drawingml/2006/main" noChangeAspect="1"/>
+            </wp:cNvGraphicFramePr>
+            <a:graphic xmlns:a="http://schemas.openxmlformats.org/drawingml/2006/main">
+              <a:graphicData uri="http://schemas.openxmlformats.org/drawingml/2006/picture">
+                <pic:pic xmlns:pic="http://schemas.openxmlformats.org/drawingml/2006/picture">
+                  <pic:nvPicPr>
+                    <pic:cNvPr id="294292843" name=""/>
+                    <pic:cNvPicPr/>
+                  </pic:nvPicPr>
+                  <pic:blipFill>
+                    <a:blip r:embed="rId78"/>
+                    <a:stretch>
+                      <a:fillRect/>
+                    </a:stretch>
+                  </pic:blipFill>
+                  <pic:spPr>
+                    <a:xfrm>
+                      <a:off x="0" y="0"/>
+                      <a:ext cx="4877481" cy="962159"/>
+                    </a:xfrm>
+                    <a:prstGeom prst="rect">
+                      <a:avLst/>
+                    </a:prstGeom>
+                  </pic:spPr>
+                </pic:pic>
+              </a:graphicData>
+            </a:graphic>
+          </wp:inline>
+        </w:drawing>
+      </w:r>
+    </w:p>
+    <w:p>
+      <w:pPr>
+        <w:jc w:val="both"/>
+      </w:pPr>
+    </w:p>
+    <w:p>
+      <w:pPr>
+        <w:pStyle w:val="Ttulo2"/>
+      </w:pPr>
+      <w:r>
+        <w:t xml:space="preserve">Combinando Liveness e </w:t>
+      </w:r>
+      <w:r>
+        <w:t>Readiness</w:t>
+      </w:r>
+    </w:p>
+    <w:p>
+      <w:pPr>
+        <w:jc w:val="both"/>
+      </w:pPr>
+      <w:r>
+        <w:t>Uma coisa importante a se entender é que sempre o liveness precisa ficar pronto primeiro que o readiness.</w:t>
+      </w:r>
+    </w:p>
+    <w:p>
+      <w:pPr>
+        <w:jc w:val="both"/>
+      </w:pPr>
+      <w:r>
+        <w:t>O liveness probe deve estar pronto primeiro porque ele é o mecanismo que garante que o contêiner está vivo e funcionando em um nível básico. Sem isso, não faz sentido verificar se o contêiner está pronto para receber tráfego (readiness), já que uma aplicação que não está viva nunca estará pronta.</w:t>
+      </w:r>
+    </w:p>
+    <w:p>
+      <w:pPr>
+        <w:jc w:val="both"/>
+      </w:pPr>
+      <w:r>
+        <w:t>Primeiro é preciso saber se o processo principal do contêiner está ativo.</w:t>
+      </w:r>
+      <w:r>
+        <w:t xml:space="preserve"> </w:t>
+      </w:r>
+      <w:r>
+        <w:t>Só depois faz sentido verificar se ele está preparado para atender requisições externas.</w:t>
+      </w:r>
+    </w:p>
+    <w:p>
+      <w:pPr>
+        <w:jc w:val="both"/>
+      </w:pPr>
+      <w:r>
+        <w:t>Se o liveness falhar, o Kubernetes reinicia o contêiner.</w:t>
+      </w:r>
+      <w:r>
+        <w:t xml:space="preserve"> </w:t>
+      </w:r>
+      <w:r>
+        <w:t>Se o readiness falhar, o pod apenas deixa de receber tráfego, mas continua rodando.</w:t>
+      </w:r>
+    </w:p>
+    <w:p>
+      <w:pPr>
+        <w:jc w:val="both"/>
+      </w:pPr>
+      <w:r>
+        <w:t>Portanto, o liveness é a base da saúde do pod.</w:t>
+      </w:r>
+    </w:p>
+    <w:p>
+      <w:pPr>
+        <w:jc w:val="both"/>
+      </w:pPr>
+    </w:p>
+    <w:p>
+      <w:pPr>
+        <w:jc w:val="both"/>
+      </w:pPr>
+      <w:r>
+        <w:t>Exemplo 1: Aplicação Web</w:t>
+      </w:r>
+    </w:p>
+    <w:p>
+      <w:pPr>
+        <w:jc w:val="both"/>
+      </w:pPr>
+      <w:r>
+        <w:t>Liveness: verifica se o processo do servidor HTTP está rodando.</w:t>
+      </w:r>
+    </w:p>
+    <w:p>
+      <w:pPr>
+        <w:jc w:val="both"/>
+      </w:pPr>
+      <w:r>
+        <w:t>Readiness: verifica se o servidor já carregou todas as dependências (ex.: conexão com banco de dados).</w:t>
+      </w:r>
+    </w:p>
+    <w:p>
+      <w:pPr>
+        <w:jc w:val="both"/>
+      </w:pPr>
+      <w:r>
+        <w:t>Resultado: o pod só recebe tráfego quando está vivo e pronto.</w:t>
+      </w:r>
+    </w:p>
+    <w:p>
+      <w:pPr>
+        <w:jc w:val="both"/>
+      </w:pPr>
+    </w:p>
+    <w:p>
+      <w:pPr>
+        <w:jc w:val="both"/>
+      </w:pPr>
+      <w:r>
+        <w:t>Exemplo 2: Banco de Dados</w:t>
+      </w:r>
+    </w:p>
+    <w:p>
+      <w:pPr>
+        <w:jc w:val="both"/>
+      </w:pPr>
+      <w:r>
+        <w:t>Liveness: checa se o processo do banco não travou.</w:t>
+      </w:r>
+    </w:p>
+    <w:p>
+      <w:pPr>
+        <w:jc w:val="both"/>
+      </w:pPr>
+      <w:r>
+        <w:t>Readiness: checa se o banco já terminou de aplicar logs ou sincronizar réplicas.</w:t>
+      </w:r>
+    </w:p>
+    <w:p>
+      <w:pPr>
+        <w:jc w:val="both"/>
+      </w:pPr>
+      <w:r>
+        <w:t>Resultado: evita que clientes tentem se conectar a um banco que ainda não está pronto para consultas.</w:t>
+      </w:r>
+    </w:p>
+    <w:p>
+      <w:pPr>
+        <w:jc w:val="both"/>
+      </w:pPr>
+    </w:p>
+    <w:p>
+      <w:pPr>
+        <w:jc w:val="both"/>
+      </w:pPr>
+      <w:r>
+        <w:lastRenderedPageBreak/>
+        <w:t xml:space="preserve">Exemplo 3: </w:t>
+      </w:r>
+    </w:p>
+    <w:p>
+      <w:pPr>
+        <w:jc w:val="both"/>
+      </w:pPr>
+      <w:r>
+        <w:t>Microserviço com API externaLiveness: garante que o processo do microserviço está rodando.</w:t>
+      </w:r>
+    </w:p>
+    <w:p>
+      <w:pPr>
+        <w:jc w:val="both"/>
+      </w:pPr>
+      <w:r>
+        <w:t>Readiness: garante que ele já conseguiu autenticar e estabelecer sessão com a API externa.</w:t>
+      </w:r>
+    </w:p>
+    <w:p>
+      <w:pPr>
+        <w:jc w:val="both"/>
+      </w:pPr>
+      <w:r>
+        <w:t>Resultado: o pod não recebe tráfego até estar realmente capaz de responder corretamente.</w:t>
+      </w:r>
+    </w:p>
+    <w:p>
+      <w:pPr>
+        <w:jc w:val="both"/>
+      </w:pPr>
+    </w:p>
+    <w:p>
+      <w:pPr>
+        <w:jc w:val="both"/>
+      </w:pPr>
+      <w:r>
+        <w:t>O readiness não verifica apenas na inicialização do container. Ele ficará a cada “</w:t>
+      </w:r>
+      <w:r>
+        <w:t>periodSeconds</w:t>
+      </w:r>
+      <w:r>
+        <w:t>” verificando se o container está READY.  Se não estiver READY, ele irá desviar o tráfego.</w:t>
+      </w:r>
+    </w:p>
+    <w:p>
+      <w:pPr>
+        <w:jc w:val="both"/>
+      </w:pPr>
+      <w:r>
+        <w:t>O readiness desvia o tráfego e o liveness recria o container.</w:t>
+      </w:r>
+    </w:p>
+    <w:p>
+      <w:pPr>
+        <w:jc w:val="both"/>
+      </w:pPr>
+    </w:p>
+    <w:p>
+      <w:pPr>
+        <w:jc w:val="both"/>
+      </w:pPr>
+      <w:r>
+        <w:br/>
+      </w:r>
+    </w:p>
+    <w:p/>
+    <w:p/>
+    <w:p>
+      <w:pPr>
+        <w:jc w:val="both"/>
+      </w:pPr>
+    </w:p>
+    <w:p/>
+    <w:p>
+      <w:pPr>
+        <w:spacing w:after="0"/>
+        <w:jc w:val="both"/>
+      </w:pPr>
+    </w:p>
     <w:sectPr>
       <w:pgSz w:w="11906" w:h="16838"/>
       <w:pgMar w:top="1417" w:right="1701" w:bottom="1417" w:left="1701" w:header="708" w:footer="708" w:gutter="0"/>
@@ -9437,6 +12394,155 @@
     </w:lvl>
   </w:abstractNum>
   <w:abstractNum w:abstractNumId="10" w15:restartNumberingAfterBreak="0">
+    <w:nsid w:val="47A548BB"/>
+    <w:multiLevelType w:val="multilevel"/>
+    <w:tmpl w:val="E03C02E8"/>
+    <w:lvl w:ilvl="0">
+      <w:start w:val="1"/>
+      <w:numFmt w:val="bullet"/>
+      <w:lvlText w:val=""/>
+      <w:lvlJc w:val="left"/>
+      <w:pPr>
+        <w:tabs>
+          <w:tab w:val="num" w:pos="720"/>
+        </w:tabs>
+        <w:ind w:left="720" w:hanging="360"/>
+      </w:pPr>
+      <w:rPr>
+        <w:rFonts w:ascii="Symbol" w:hAnsi="Symbol" w:hint="default"/>
+        <w:sz w:val="20"/>
+      </w:rPr>
+    </w:lvl>
+    <w:lvl w:ilvl="1" w:tentative="1">
+      <w:start w:val="1"/>
+      <w:numFmt w:val="bullet"/>
+      <w:lvlText w:val="o"/>
+      <w:lvlJc w:val="left"/>
+      <w:pPr>
+        <w:tabs>
+          <w:tab w:val="num" w:pos="1440"/>
+        </w:tabs>
+        <w:ind w:left="1440" w:hanging="360"/>
+      </w:pPr>
+      <w:rPr>
+        <w:rFonts w:ascii="Courier New" w:hAnsi="Courier New" w:hint="default"/>
+        <w:sz w:val="20"/>
+      </w:rPr>
+    </w:lvl>
+    <w:lvl w:ilvl="2" w:tentative="1">
+      <w:start w:val="1"/>
+      <w:numFmt w:val="bullet"/>
+      <w:lvlText w:val=""/>
+      <w:lvlJc w:val="left"/>
+      <w:pPr>
+        <w:tabs>
+          <w:tab w:val="num" w:pos="2160"/>
+        </w:tabs>
+        <w:ind w:left="2160" w:hanging="360"/>
+      </w:pPr>
+      <w:rPr>
+        <w:rFonts w:ascii="Wingdings" w:hAnsi="Wingdings" w:hint="default"/>
+        <w:sz w:val="20"/>
+      </w:rPr>
+    </w:lvl>
+    <w:lvl w:ilvl="3" w:tentative="1">
+      <w:start w:val="1"/>
+      <w:numFmt w:val="bullet"/>
+      <w:lvlText w:val=""/>
+      <w:lvlJc w:val="left"/>
+      <w:pPr>
+        <w:tabs>
+          <w:tab w:val="num" w:pos="2880"/>
+        </w:tabs>
+        <w:ind w:left="2880" w:hanging="360"/>
+      </w:pPr>
+      <w:rPr>
+        <w:rFonts w:ascii="Wingdings" w:hAnsi="Wingdings" w:hint="default"/>
+        <w:sz w:val="20"/>
+      </w:rPr>
+    </w:lvl>
+    <w:lvl w:ilvl="4" w:tentative="1">
+      <w:start w:val="1"/>
+      <w:numFmt w:val="bullet"/>
+      <w:lvlText w:val=""/>
+      <w:lvlJc w:val="left"/>
+      <w:pPr>
+        <w:tabs>
+          <w:tab w:val="num" w:pos="3600"/>
+        </w:tabs>
+        <w:ind w:left="3600" w:hanging="360"/>
+      </w:pPr>
+      <w:rPr>
+        <w:rFonts w:ascii="Wingdings" w:hAnsi="Wingdings" w:hint="default"/>
+        <w:sz w:val="20"/>
+      </w:rPr>
+    </w:lvl>
+    <w:lvl w:ilvl="5" w:tentative="1">
+      <w:start w:val="1"/>
+      <w:numFmt w:val="bullet"/>
+      <w:lvlText w:val=""/>
+      <w:lvlJc w:val="left"/>
+      <w:pPr>
+        <w:tabs>
+          <w:tab w:val="num" w:pos="4320"/>
+        </w:tabs>
+        <w:ind w:left="4320" w:hanging="360"/>
+      </w:pPr>
+      <w:rPr>
+        <w:rFonts w:ascii="Wingdings" w:hAnsi="Wingdings" w:hint="default"/>
+        <w:sz w:val="20"/>
+      </w:rPr>
+    </w:lvl>
+    <w:lvl w:ilvl="6" w:tentative="1">
+      <w:start w:val="1"/>
+      <w:numFmt w:val="bullet"/>
+      <w:lvlText w:val=""/>
+      <w:lvlJc w:val="left"/>
+      <w:pPr>
+        <w:tabs>
+          <w:tab w:val="num" w:pos="5040"/>
+        </w:tabs>
+        <w:ind w:left="5040" w:hanging="360"/>
+      </w:pPr>
+      <w:rPr>
+        <w:rFonts w:ascii="Wingdings" w:hAnsi="Wingdings" w:hint="default"/>
+        <w:sz w:val="20"/>
+      </w:rPr>
+    </w:lvl>
+    <w:lvl w:ilvl="7" w:tentative="1">
+      <w:start w:val="1"/>
+      <w:numFmt w:val="bullet"/>
+      <w:lvlText w:val=""/>
+      <w:lvlJc w:val="left"/>
+      <w:pPr>
+        <w:tabs>
+          <w:tab w:val="num" w:pos="5760"/>
+        </w:tabs>
+        <w:ind w:left="5760" w:hanging="360"/>
+      </w:pPr>
+      <w:rPr>
+        <w:rFonts w:ascii="Wingdings" w:hAnsi="Wingdings" w:hint="default"/>
+        <w:sz w:val="20"/>
+      </w:rPr>
+    </w:lvl>
+    <w:lvl w:ilvl="8" w:tentative="1">
+      <w:start w:val="1"/>
+      <w:numFmt w:val="bullet"/>
+      <w:lvlText w:val=""/>
+      <w:lvlJc w:val="left"/>
+      <w:pPr>
+        <w:tabs>
+          <w:tab w:val="num" w:pos="6480"/>
+        </w:tabs>
+        <w:ind w:left="6480" w:hanging="360"/>
+      </w:pPr>
+      <w:rPr>
+        <w:rFonts w:ascii="Wingdings" w:hAnsi="Wingdings" w:hint="default"/>
+        <w:sz w:val="20"/>
+      </w:rPr>
+    </w:lvl>
+  </w:abstractNum>
+  <w:abstractNum w:abstractNumId="11" w15:restartNumberingAfterBreak="0">
     <w:nsid w:val="48F531D6"/>
     <w:multiLevelType w:val="multilevel"/>
     <w:tmpl w:val="1F6E44BA"/>
@@ -9585,7 +12691,7 @@
       </w:rPr>
     </w:lvl>
   </w:abstractNum>
-  <w:abstractNum w:abstractNumId="11" w15:restartNumberingAfterBreak="0">
+  <w:abstractNum w:abstractNumId="12" w15:restartNumberingAfterBreak="0">
     <w:nsid w:val="4A5F666E"/>
     <w:multiLevelType w:val="multilevel"/>
     <w:tmpl w:val="C908DC58"/>
@@ -9734,7 +12840,7 @@
       </w:rPr>
     </w:lvl>
   </w:abstractNum>
-  <w:abstractNum w:abstractNumId="12" w15:restartNumberingAfterBreak="0">
+  <w:abstractNum w:abstractNumId="13" w15:restartNumberingAfterBreak="0">
     <w:nsid w:val="61EE40EB"/>
     <w:multiLevelType w:val="hybridMultilevel"/>
     <w:tmpl w:val="77046B74"/>
@@ -9820,7 +12926,7 @@
       </w:pPr>
     </w:lvl>
   </w:abstractNum>
-  <w:abstractNum w:abstractNumId="13" w15:restartNumberingAfterBreak="0">
+  <w:abstractNum w:abstractNumId="14" w15:restartNumberingAfterBreak="0">
     <w:nsid w:val="64920864"/>
     <w:multiLevelType w:val="hybridMultilevel"/>
     <w:tmpl w:val="4976B982"/>
@@ -9933,7 +13039,7 @@
       </w:rPr>
     </w:lvl>
   </w:abstractNum>
-  <w:abstractNum w:abstractNumId="14" w15:restartNumberingAfterBreak="0">
+  <w:abstractNum w:abstractNumId="15" w15:restartNumberingAfterBreak="0">
     <w:nsid w:val="65720963"/>
     <w:multiLevelType w:val="multilevel"/>
     <w:tmpl w:val="ACAE10FC"/>
@@ -10046,7 +13152,7 @@
       </w:pPr>
     </w:lvl>
   </w:abstractNum>
-  <w:abstractNum w:abstractNumId="15" w15:restartNumberingAfterBreak="0">
+  <w:abstractNum w:abstractNumId="16" w15:restartNumberingAfterBreak="0">
     <w:nsid w:val="684022BF"/>
     <w:multiLevelType w:val="multilevel"/>
     <w:tmpl w:val="4858E07C"/>
@@ -10195,7 +13301,7 @@
       </w:rPr>
     </w:lvl>
   </w:abstractNum>
-  <w:abstractNum w:abstractNumId="16" w15:restartNumberingAfterBreak="0">
+  <w:abstractNum w:abstractNumId="17" w15:restartNumberingAfterBreak="0">
     <w:nsid w:val="7D7D75B6"/>
     <w:multiLevelType w:val="hybridMultilevel"/>
     <w:tmpl w:val="51185E44"/>
@@ -10308,7 +13414,7 @@
       </w:rPr>
     </w:lvl>
   </w:abstractNum>
-  <w:abstractNum w:abstractNumId="17" w15:restartNumberingAfterBreak="0">
+  <w:abstractNum w:abstractNumId="18" w15:restartNumberingAfterBreak="0">
     <w:nsid w:val="7DC54ABB"/>
     <w:multiLevelType w:val="hybridMultilevel"/>
     <w:tmpl w:val="56AEEB90"/>
@@ -10422,19 +13528,19 @@
     </w:lvl>
   </w:abstractNum>
   <w:num w:numId="1" w16cid:durableId="1378624226">
-    <w:abstractNumId w:val="16"/>
+    <w:abstractNumId w:val="17"/>
   </w:num>
   <w:num w:numId="2" w16cid:durableId="2100901887">
-    <w:abstractNumId w:val="17"/>
+    <w:abstractNumId w:val="18"/>
   </w:num>
   <w:num w:numId="3" w16cid:durableId="470634023">
     <w:abstractNumId w:val="8"/>
   </w:num>
   <w:num w:numId="4" w16cid:durableId="770054854">
-    <w:abstractNumId w:val="12"/>
+    <w:abstractNumId w:val="13"/>
   </w:num>
   <w:num w:numId="5" w16cid:durableId="1047484454">
-    <w:abstractNumId w:val="13"/>
+    <w:abstractNumId w:val="14"/>
   </w:num>
   <w:num w:numId="6" w16cid:durableId="335815672">
     <w:abstractNumId w:val="2"/>
@@ -10446,10 +13552,10 @@
     <w:abstractNumId w:val="0"/>
   </w:num>
   <w:num w:numId="9" w16cid:durableId="1964574428">
-    <w:abstractNumId w:val="14"/>
+    <w:abstractNumId w:val="15"/>
   </w:num>
   <w:num w:numId="10" w16cid:durableId="1455752736">
-    <w:abstractNumId w:val="15"/>
+    <w:abstractNumId w:val="16"/>
   </w:num>
   <w:num w:numId="11" w16cid:durableId="810947886">
     <w:abstractNumId w:val="5"/>
@@ -10458,10 +13564,10 @@
     <w:abstractNumId w:val="6"/>
   </w:num>
   <w:num w:numId="13" w16cid:durableId="1875117985">
-    <w:abstractNumId w:val="10"/>
+    <w:abstractNumId w:val="11"/>
   </w:num>
   <w:num w:numId="14" w16cid:durableId="1814523141">
-    <w:abstractNumId w:val="11"/>
+    <w:abstractNumId w:val="12"/>
   </w:num>
   <w:num w:numId="15" w16cid:durableId="841968388">
     <w:abstractNumId w:val="3"/>
@@ -10474,6 +13580,9 @@
   </w:num>
   <w:num w:numId="18" w16cid:durableId="1858614727">
     <w:abstractNumId w:val="1"/>
+  </w:num>
+  <w:num w:numId="19" w16cid:durableId="1976178996">
+    <w:abstractNumId w:val="10"/>
   </w:num>
 </w:numbering>
 </file>
@@ -10878,7 +13987,7 @@
   <w:style w:type="paragraph" w:default="1" w:styleId="Normal">
     <w:name w:val="Normal"/>
     <w:qFormat/>
-    <w:rsid w:val="001512A2"/>
+    <w:rsid w:val="001E4DA9"/>
   </w:style>
   <w:style w:type="paragraph" w:styleId="Ttulo1">
     <w:name w:val="heading 1"/>
@@ -11722,4 +14831,16 @@
     </a:ext>
   </a:extLst>
 </a:theme>
+</file>
+
+<file path=customXml/item1.xml><?xml version="1.0" encoding="utf-8"?>
+<b:Sources xmlns:b="http://schemas.openxmlformats.org/officeDocument/2006/bibliography" xmlns="http://schemas.openxmlformats.org/officeDocument/2006/bibliography" SelectedStyle="\APASixthEditionOfficeOnline.xsl" StyleName="APA" Version="6"/>
+</file>
+
+<file path=customXml/itemProps1.xml><?xml version="1.0" encoding="utf-8"?>
+<ds:datastoreItem xmlns:ds="http://schemas.openxmlformats.org/officeDocument/2006/customXml" ds:itemID="{BEBF0809-BBC1-426F-BEA4-F19BB14AB34D}">
+  <ds:schemaRefs>
+    <ds:schemaRef ds:uri="http://schemas.openxmlformats.org/officeDocument/2006/bibliography"/>
+  </ds:schemaRefs>
+</ds:datastoreItem>
 </file>